--- a/적용_20260930/2026-09-30_적용안내서_추가분.docx
+++ b/적용_20260930/2026-09-30_적용안내서_추가분.docx
@@ -44,7 +44,7 @@
         </w:rPr>
         <w:t>작업대 명칭을 EcsDefine.xml 에서</w:t>
         <w:br/>
-        <w:t>IMS 스테이션 번호 정정 · 지우는 프로그램</w:t>
+        <w:t>IMS 스테이션 번호 정정 · 지우는 프로그램 · 출고대 도착 즉시 완료</w:t>
       </w:r>
     </w:p>
     <w:p/>
@@ -230,7 +230,7 @@
               <w:rPr>
                 <w:sz w:val="18"/>
               </w:rPr>
-              <w:t>2026-09-29 적용 안내서에 이어지는 추가분. 작업대 이름을 EcsDefine.xml 에서 가져오게 한 것과, IMS 스테이션 번호를 문서에 맞춰 바로잡은 것, 그리고 지우는 프로그램.</w:t>
+              <w:t>2026-09-29 적용 안내서에 이어지는 추가분. 작업대 이름을 EcsDefine.xml 에서 가져오게 한 것과, IMS 스테이션 번호를 문서에 맞춰 바로잡은 것, 지우는 프로그램, 그리고 출고대 도착 즉시 완료(TASK).</w:t>
             </w:r>
           </w:p>
         </w:tc>
@@ -2884,6 +2884,943 @@
         <w:t>※ 이름을 더 바꾸고 싶으면 EcsDefine.xml 의 name 만 고치면 된다. IMS 번호나 트랙번호를 바꿀 일이 생기면 DEST_POS_DEF.REMARKS 를 고친다.</w:t>
       </w:r>
     </w:p>
+    <w:p>
+      <w:pPr>
+        <w:pStyle w:val="Heading1"/>
+      </w:pPr>
+      <w:r>
+        <w:t>5. 출고대 도착 즉시 완료 (IO_TASK / EQP_TASK)</w:t>
+      </w:r>
+    </w:p>
+    <w:p>
+      <w:r>
+        <w:rPr>
+          <w:b w:val="0"/>
+          <w:i w:val="0"/>
+          <w:sz w:val="20"/>
+        </w:rPr>
+        <w:t>2026-09-30 현장 확인. 출고 작업이 출고대에 닿은 뒤에도 IO_TASK 가 "실도착 관측 (신호/배출 대기)" 에서 멈춰, 작업자가 화물을 뺄 때까지(5분 넘게) 완료되지 않았다. 출고대 신호(3초 펄스)를 그날은 EQP_TASK 가 붙잡지 못했고, 신호를 못 잡으면 종전 판정은 배출(감지 OFF)까지 기다리도록 되어 있었다.</w:t>
+      </w:r>
+    </w:p>
+    <w:p>
+      <w:pPr>
+        <w:pStyle w:val="Heading2"/>
+      </w:pPr>
+      <w:r>
+        <w:t>5.1 무엇을 바꿨나</w:t>
+      </w:r>
+    </w:p>
+    <w:tbl>
+      <w:tblPr>
+        <w:tblStyle w:val="TableGrid"/>
+        <w:tblW w:type="auto" w:w="0"/>
+        <w:jc w:val="center"/>
+        <w:tblLook w:firstColumn="1" w:firstRow="1" w:lastColumn="0" w:lastRow="0" w:noHBand="0" w:noVBand="1" w:val="04A0"/>
+      </w:tblPr>
+      <w:tblGrid>
+        <w:gridCol w:w="4986"/>
+        <w:gridCol w:w="4986"/>
+      </w:tblGrid>
+      <w:tr>
+        <w:tc>
+          <w:tcPr>
+            <w:tcW w:type="dxa" w:w="1417"/>
+            <w:shd w:val="clear" w:color="auto" w:fill="1E2761"/>
+          </w:tcPr>
+          <w:p>
+            <w:pPr>
+              <w:jc w:val="center"/>
+            </w:pPr>
+            <w:r/>
+            <w:r>
+              <w:rPr>
+                <w:b/>
+                <w:color w:val="FFFFFF"/>
+                <w:sz w:val="18"/>
+              </w:rPr>
+              <w:t>프로그램</w:t>
+            </w:r>
+          </w:p>
+        </w:tc>
+        <w:tc>
+          <w:tcPr>
+            <w:tcW w:type="dxa" w:w="7654"/>
+            <w:shd w:val="clear" w:color="auto" w:fill="1E2761"/>
+          </w:tcPr>
+          <w:p>
+            <w:pPr>
+              <w:jc w:val="center"/>
+            </w:pPr>
+            <w:r/>
+            <w:r>
+              <w:rPr>
+                <w:b/>
+                <w:color w:val="FFFFFF"/>
+                <w:sz w:val="18"/>
+              </w:rPr>
+              <w:t>변경</w:t>
+            </w:r>
+          </w:p>
+        </w:tc>
+      </w:tr>
+      <w:tr>
+        <w:tc>
+          <w:tcPr>
+            <w:tcW w:type="dxa" w:w="1417"/>
+          </w:tcPr>
+          <w:p>
+            <w:r/>
+            <w:r>
+              <w:rPr>
+                <w:sz w:val="18"/>
+              </w:rPr>
+              <w:t>IO_TASK</w:t>
+            </w:r>
+          </w:p>
+        </w:tc>
+        <w:tc>
+          <w:tcPr>
+            <w:tcW w:type="dxa" w:w="7654"/>
+          </w:tcPr>
+          <w:p>
+            <w:r/>
+            <w:r>
+              <w:rPr>
+                <w:sz w:val="18"/>
+              </w:rPr>
+              <w:t>출고대에서 실도착(센서 ON + 작업번호 일치)을 보면 곧바로 완료한다. ENV_IOSCH.INI [CNF] OUT_DONE_ON_ARRIVAL = 1 (기본). 0 이면 종전대로 배출까지 기다린다.</w:t>
+            </w:r>
+          </w:p>
+        </w:tc>
+      </w:tr>
+      <w:tr>
+        <w:tc>
+          <w:tcPr>
+            <w:tcW w:type="dxa" w:w="1417"/>
+          </w:tcPr>
+          <w:p>
+            <w:r/>
+            <w:r>
+              <w:rPr>
+                <w:sz w:val="18"/>
+              </w:rPr>
+              <w:t>IO_TASK</w:t>
+            </w:r>
+          </w:p>
+        </w:tc>
+        <w:tc>
+          <w:tcPr>
+            <w:tcW w:type="dxa" w:w="7654"/>
+          </w:tcPr>
+          <w:p>
+            <w:r/>
+            <w:r>
+              <w:rPr>
+                <w:sz w:val="18"/>
+              </w:rPr>
+              <w:t>래치 컬럼(SQL 04) 유무를 기동 때 한 번만 보던 것을 60초마다 다시 본다. SQL 을 나중에 돌려도 재기동이 필요 없다.</w:t>
+            </w:r>
+          </w:p>
+        </w:tc>
+      </w:tr>
+      <w:tr>
+        <w:tc>
+          <w:tcPr>
+            <w:tcW w:type="dxa" w:w="1417"/>
+          </w:tcPr>
+          <w:p>
+            <w:r/>
+            <w:r>
+              <w:rPr>
+                <w:sz w:val="18"/>
+              </w:rPr>
+              <w:t>EQP_TASK</w:t>
+            </w:r>
+          </w:p>
+        </w:tc>
+        <w:tc>
+          <w:tcPr>
+            <w:tcW w:type="dxa" w:w="7654"/>
+          </w:tcPr>
+          <w:p>
+            <w:r/>
+            <w:r>
+              <w:rPr>
+                <w:sz w:val="18"/>
+              </w:rPr>
+              <w:t>출고대 래치 관련 줄을 실행 폴더의 OutLatch.log 에도 남긴다. 기동 후 첫 사이클에 고속 스캔 대상(CV11→122, CV13→126, CV14→129)을 적는다.</w:t>
+            </w:r>
+          </w:p>
+        </w:tc>
+      </w:tr>
+      <w:tr>
+        <w:tc>
+          <w:tcPr>
+            <w:tcW w:type="dxa" w:w="1417"/>
+          </w:tcPr>
+          <w:p>
+            <w:r/>
+            <w:r>
+              <w:rPr>
+                <w:sz w:val="18"/>
+              </w:rPr>
+              <w:t>EQP_TASK</w:t>
+            </w:r>
+          </w:p>
+        </w:tc>
+        <w:tc>
+          <w:tcPr>
+            <w:tcW w:type="dxa" w:w="7654"/>
+          </w:tcPr>
+          <w:p>
+            <w:r/>
+            <w:r>
+              <w:rPr>
+                <w:sz w:val="18"/>
+              </w:rPr>
+              <w:t>래치 컬럼 유무를 60초마다 다시 본다(위와 같음). 확인이 실패하면 그 오류 문구를 같이 적는다.</w:t>
+            </w:r>
+          </w:p>
+        </w:tc>
+      </w:tr>
+    </w:tbl>
+    <w:p/>
+    <w:p>
+      <w:pPr>
+        <w:pStyle w:val="Heading2"/>
+      </w:pPr>
+      <w:r>
+        <w:t>5.2 완료 판정 순서 (출고)</w:t>
+      </w:r>
+    </w:p>
+    <w:p>
+      <w:r>
+        <w:rPr>
+          <w:b w:val="0"/>
+          <w:i w:val="0"/>
+          <w:sz w:val="20"/>
+        </w:rPr>
+        <w:t>위에서부터 먼저 맞는 것으로 끝난다.</w:t>
+      </w:r>
+    </w:p>
+    <w:tbl>
+      <w:tblPr>
+        <w:tblStyle w:val="TableGrid"/>
+        <w:tblW w:type="auto" w:w="0"/>
+        <w:jc w:val="center"/>
+        <w:tblLook w:firstColumn="1" w:firstRow="1" w:lastColumn="0" w:lastRow="0" w:noHBand="0" w:noVBand="1" w:val="04A0"/>
+      </w:tblPr>
+      <w:tblGrid>
+        <w:gridCol w:w="2493"/>
+        <w:gridCol w:w="2493"/>
+        <w:gridCol w:w="2493"/>
+        <w:gridCol w:w="2493"/>
+      </w:tblGrid>
+      <w:tr>
+        <w:tc>
+          <w:tcPr>
+            <w:tcW w:type="dxa" w:w="567"/>
+            <w:shd w:val="clear" w:color="auto" w:fill="1E2761"/>
+          </w:tcPr>
+          <w:p>
+            <w:pPr>
+              <w:jc w:val="center"/>
+            </w:pPr>
+            <w:r/>
+            <w:r>
+              <w:rPr>
+                <w:b/>
+                <w:color w:val="FFFFFF"/>
+                <w:sz w:val="18"/>
+              </w:rPr>
+              <w:t>순서</w:t>
+            </w:r>
+          </w:p>
+        </w:tc>
+        <w:tc>
+          <w:tcPr>
+            <w:tcW w:type="dxa" w:w="3118"/>
+            <w:shd w:val="clear" w:color="auto" w:fill="1E2761"/>
+          </w:tcPr>
+          <w:p>
+            <w:pPr>
+              <w:jc w:val="center"/>
+            </w:pPr>
+            <w:r/>
+            <w:r>
+              <w:rPr>
+                <w:b/>
+                <w:color w:val="FFFFFF"/>
+                <w:sz w:val="18"/>
+              </w:rPr>
+              <w:t>근거</w:t>
+            </w:r>
+          </w:p>
+        </w:tc>
+        <w:tc>
+          <w:tcPr>
+            <w:tcW w:type="dxa" w:w="1701"/>
+            <w:shd w:val="clear" w:color="auto" w:fill="1E2761"/>
+          </w:tcPr>
+          <w:p>
+            <w:pPr>
+              <w:jc w:val="center"/>
+            </w:pPr>
+            <w:r/>
+            <w:r>
+              <w:rPr>
+                <w:b/>
+                <w:color w:val="FFFFFF"/>
+                <w:sz w:val="18"/>
+              </w:rPr>
+              <w:t>걸리는 시간</w:t>
+            </w:r>
+          </w:p>
+        </w:tc>
+        <w:tc>
+          <w:tcPr>
+            <w:tcW w:type="dxa" w:w="3685"/>
+            <w:shd w:val="clear" w:color="auto" w:fill="1E2761"/>
+          </w:tcPr>
+          <w:p>
+            <w:pPr>
+              <w:jc w:val="center"/>
+            </w:pPr>
+            <w:r/>
+            <w:r>
+              <w:rPr>
+                <w:b/>
+                <w:color w:val="FFFFFF"/>
+                <w:sz w:val="18"/>
+              </w:rPr>
+              <w:t>IO_TASK 로그</w:t>
+            </w:r>
+          </w:p>
+        </w:tc>
+      </w:tr>
+      <w:tr>
+        <w:tc>
+          <w:tcPr>
+            <w:tcW w:type="dxa" w:w="567"/>
+          </w:tcPr>
+          <w:p>
+            <w:r/>
+            <w:r>
+              <w:rPr>
+                <w:sz w:val="18"/>
+              </w:rPr>
+              <w:t>1</w:t>
+            </w:r>
+          </w:p>
+        </w:tc>
+        <w:tc>
+          <w:tcPr>
+            <w:tcW w:type="dxa" w:w="3118"/>
+          </w:tcPr>
+          <w:p>
+            <w:r/>
+            <w:r>
+              <w:rPr>
+                <w:sz w:val="18"/>
+              </w:rPr>
+              <w:t>폴링 순간 출고대 신호 ON</w:t>
+            </w:r>
+          </w:p>
+        </w:tc>
+        <w:tc>
+          <w:tcPr>
+            <w:tcW w:type="dxa" w:w="1701"/>
+          </w:tcPr>
+          <w:p>
+            <w:r/>
+            <w:r>
+              <w:rPr>
+                <w:sz w:val="18"/>
+              </w:rPr>
+              <w:t>즉시</w:t>
+            </w:r>
+          </w:p>
+        </w:tc>
+        <w:tc>
+          <w:tcPr>
+            <w:tcW w:type="dxa" w:w="3685"/>
+          </w:tcPr>
+          <w:p>
+            <w:r/>
+            <w:r>
+              <w:rPr>
+                <w:sz w:val="18"/>
+              </w:rPr>
+              <w:t>출고대 신호 ON - 출고 완료</w:t>
+            </w:r>
+          </w:p>
+        </w:tc>
+      </w:tr>
+      <w:tr>
+        <w:tc>
+          <w:tcPr>
+            <w:tcW w:type="dxa" w:w="567"/>
+          </w:tcPr>
+          <w:p>
+            <w:r/>
+            <w:r>
+              <w:rPr>
+                <w:sz w:val="18"/>
+              </w:rPr>
+              <w:t>2</w:t>
+            </w:r>
+          </w:p>
+        </w:tc>
+        <w:tc>
+          <w:tcPr>
+            <w:tcW w:type="dxa" w:w="3118"/>
+          </w:tcPr>
+          <w:p>
+            <w:r/>
+            <w:r>
+              <w:rPr>
+                <w:sz w:val="18"/>
+              </w:rPr>
+              <w:t>EQP_TASK 가 남긴 신호 래치</w:t>
+            </w:r>
+          </w:p>
+        </w:tc>
+        <w:tc>
+          <w:tcPr>
+            <w:tcW w:type="dxa" w:w="1701"/>
+          </w:tcPr>
+          <w:p>
+            <w:r/>
+            <w:r>
+              <w:rPr>
+                <w:sz w:val="18"/>
+              </w:rPr>
+              <w:t>다음 폴링(3초 안)</w:t>
+            </w:r>
+          </w:p>
+        </w:tc>
+        <w:tc>
+          <w:tcPr>
+            <w:tcW w:type="dxa" w:w="3685"/>
+          </w:tcPr>
+          <w:p>
+            <w:r/>
+            <w:r>
+              <w:rPr>
+                <w:sz w:val="18"/>
+              </w:rPr>
+              <w:t>신호 래치(관측 n) - 출고 완료</w:t>
+            </w:r>
+          </w:p>
+        </w:tc>
+      </w:tr>
+      <w:tr>
+        <w:tc>
+          <w:tcPr>
+            <w:tcW w:type="dxa" w:w="567"/>
+          </w:tcPr>
+          <w:p>
+            <w:r/>
+            <w:r>
+              <w:rPr>
+                <w:sz w:val="18"/>
+              </w:rPr>
+              <w:t>3</w:t>
+            </w:r>
+          </w:p>
+        </w:tc>
+        <w:tc>
+          <w:tcPr>
+            <w:tcW w:type="dxa" w:w="3118"/>
+          </w:tcPr>
+          <w:p>
+            <w:r/>
+            <w:r>
+              <w:rPr>
+                <w:sz w:val="18"/>
+              </w:rPr>
+              <w:t>★새로★ 실도착(센서+작업번호)</w:t>
+            </w:r>
+          </w:p>
+        </w:tc>
+        <w:tc>
+          <w:tcPr>
+            <w:tcW w:type="dxa" w:w="1701"/>
+          </w:tcPr>
+          <w:p>
+            <w:r/>
+            <w:r>
+              <w:rPr>
+                <w:sz w:val="18"/>
+              </w:rPr>
+              <w:t>다음 폴링(3초 안)</w:t>
+            </w:r>
+          </w:p>
+        </w:tc>
+        <w:tc>
+          <w:tcPr>
+            <w:tcW w:type="dxa" w:w="3685"/>
+          </w:tcPr>
+          <w:p>
+            <w:r/>
+            <w:r>
+              <w:rPr>
+                <w:sz w:val="18"/>
+              </w:rPr>
+              <w:t>실도착 관측(센서+작업번호) - 출고 완료(도착 즉시)</w:t>
+            </w:r>
+          </w:p>
+        </w:tc>
+      </w:tr>
+      <w:tr>
+        <w:tc>
+          <w:tcPr>
+            <w:tcW w:type="dxa" w:w="567"/>
+          </w:tcPr>
+          <w:p>
+            <w:r/>
+            <w:r>
+              <w:rPr>
+                <w:sz w:val="18"/>
+              </w:rPr>
+              <w:t>4</w:t>
+            </w:r>
+          </w:p>
+        </w:tc>
+        <w:tc>
+          <w:tcPr>
+            <w:tcW w:type="dxa" w:w="3118"/>
+          </w:tcPr>
+          <w:p>
+            <w:r/>
+            <w:r>
+              <w:rPr>
+                <w:sz w:val="18"/>
+              </w:rPr>
+              <w:t>(OUT_DONE_ON_ARRIVAL=0 일 때) 도착 뒤 배출</w:t>
+            </w:r>
+          </w:p>
+        </w:tc>
+        <w:tc>
+          <w:tcPr>
+            <w:tcW w:type="dxa" w:w="1701"/>
+          </w:tcPr>
+          <w:p>
+            <w:r/>
+            <w:r>
+              <w:rPr>
+                <w:sz w:val="18"/>
+              </w:rPr>
+              <w:t>작업자가 뺄 때</w:t>
+            </w:r>
+          </w:p>
+        </w:tc>
+        <w:tc>
+          <w:tcPr>
+            <w:tcW w:type="dxa" w:w="3685"/>
+          </w:tcPr>
+          <w:p>
+            <w:r/>
+            <w:r>
+              <w:rPr>
+                <w:sz w:val="18"/>
+              </w:rPr>
+              <w:t>배출 확인 - 출고 완료</w:t>
+            </w:r>
+          </w:p>
+        </w:tc>
+      </w:tr>
+      <w:tr>
+        <w:tc>
+          <w:tcPr>
+            <w:tcW w:type="dxa" w:w="567"/>
+          </w:tcPr>
+          <w:p>
+            <w:r/>
+            <w:r>
+              <w:rPr>
+                <w:sz w:val="18"/>
+              </w:rPr>
+              <w:t>5</w:t>
+            </w:r>
+          </w:p>
+        </w:tc>
+        <w:tc>
+          <w:tcPr>
+            <w:tcW w:type="dxa" w:w="3118"/>
+          </w:tcPr>
+          <w:p>
+            <w:r/>
+            <w:r>
+              <w:rPr>
+                <w:sz w:val="18"/>
+              </w:rPr>
+              <w:t>아무것도 못 봄, 트래킹 60초 무관측</w:t>
+            </w:r>
+          </w:p>
+        </w:tc>
+        <w:tc>
+          <w:tcPr>
+            <w:tcW w:type="dxa" w:w="1701"/>
+          </w:tcPr>
+          <w:p>
+            <w:r/>
+            <w:r>
+              <w:rPr>
+                <w:sz w:val="18"/>
+              </w:rPr>
+              <w:t>60초</w:t>
+            </w:r>
+          </w:p>
+        </w:tc>
+        <w:tc>
+          <w:tcPr>
+            <w:tcW w:type="dxa" w:w="3685"/>
+          </w:tcPr>
+          <w:p>
+            <w:r/>
+            <w:r>
+              <w:rPr>
+                <w:sz w:val="18"/>
+              </w:rPr>
+              <w:t>…무관측이라 완료로 인정합니다</w:t>
+            </w:r>
+          </w:p>
+        </w:tc>
+      </w:tr>
+    </w:tbl>
+    <w:p/>
+    <w:p>
+      <w:pPr>
+        <w:ind w:left="227"/>
+      </w:pPr>
+      <w:r>
+        <w:rPr>
+          <w:color w:val="B02A20"/>
+          <w:sz w:val="19"/>
+        </w:rPr>
+        <w:t>※ 완료(=HOST 2차 완료보고) 시점이 "작업자 회수" 에서 "출고대 도착" 으로 앞당겨진다. 현장 시나리오 문서의 출고 흐름이 "반출 위치 Pallet Exist ON(도착)" 을 도착으로 정의하므로 이에 맞췄다.</w:t>
+      </w:r>
+    </w:p>
+    <w:p>
+      <w:pPr>
+        <w:pStyle w:val="Heading2"/>
+      </w:pPr>
+      <w:r>
+        <w:t>5.3 신호를 왜 못 잡았는지 - 다음 방문 때 보는 법</w:t>
+      </w:r>
+    </w:p>
+    <w:p>
+      <w:r>
+        <w:rPr>
+          <w:b w:val="0"/>
+          <w:i w:val="0"/>
+          <w:sz w:val="20"/>
+        </w:rPr>
+        <w:t>EQP_TASK 실행 폴더에 OutLatch.log 가 생긴다. 메모장으로 열어 아래 줄을 찾는다.</w:t>
+      </w:r>
+    </w:p>
+    <w:tbl>
+      <w:tblPr>
+        <w:tblStyle w:val="TableGrid"/>
+        <w:tblW w:type="auto" w:w="0"/>
+        <w:jc w:val="center"/>
+        <w:tblLook w:firstColumn="1" w:firstRow="1" w:lastColumn="0" w:lastRow="0" w:noHBand="0" w:noVBand="1" w:val="04A0"/>
+      </w:tblPr>
+      <w:tblGrid>
+        <w:gridCol w:w="4986"/>
+        <w:gridCol w:w="4986"/>
+      </w:tblGrid>
+      <w:tr>
+        <w:tc>
+          <w:tcPr>
+            <w:tcW w:type="dxa" w:w="3969"/>
+            <w:shd w:val="clear" w:color="auto" w:fill="1E2761"/>
+          </w:tcPr>
+          <w:p>
+            <w:pPr>
+              <w:jc w:val="center"/>
+            </w:pPr>
+            <w:r/>
+            <w:r>
+              <w:rPr>
+                <w:b/>
+                <w:color w:val="FFFFFF"/>
+                <w:sz w:val="18"/>
+              </w:rPr>
+              <w:t>줄</w:t>
+            </w:r>
+          </w:p>
+        </w:tc>
+        <w:tc>
+          <w:tcPr>
+            <w:tcW w:type="dxa" w:w="5102"/>
+            <w:shd w:val="clear" w:color="auto" w:fill="1E2761"/>
+          </w:tcPr>
+          <w:p>
+            <w:pPr>
+              <w:jc w:val="center"/>
+            </w:pPr>
+            <w:r/>
+            <w:r>
+              <w:rPr>
+                <w:b/>
+                <w:color w:val="FFFFFF"/>
+                <w:sz w:val="18"/>
+              </w:rPr>
+              <w:t>뜻</w:t>
+            </w:r>
+          </w:p>
+        </w:tc>
+      </w:tr>
+      <w:tr>
+        <w:tc>
+          <w:tcPr>
+            <w:tcW w:type="dxa" w:w="3969"/>
+          </w:tcPr>
+          <w:p>
+            <w:r/>
+            <w:r>
+              <w:rPr>
+                <w:sz w:val="18"/>
+              </w:rPr>
+              <w:t>고속 스캔 대상(300ms): CV11→122, CV13→126, CV14→129</w:t>
+            </w:r>
+          </w:p>
+        </w:tc>
+        <w:tc>
+          <w:tcPr>
+            <w:tcW w:type="dxa" w:w="5102"/>
+          </w:tcPr>
+          <w:p>
+            <w:r/>
+            <w:r>
+              <w:rPr>
+                <w:sz w:val="18"/>
+              </w:rPr>
+              <w:t>정상. 이 줄이 없거나 "대상이 없습니다" 면 PlcAddressMap.xml 의 outStation 누락</w:t>
+            </w:r>
+          </w:p>
+        </w:tc>
+      </w:tr>
+      <w:tr>
+        <w:tc>
+          <w:tcPr>
+            <w:tcW w:type="dxa" w:w="3969"/>
+          </w:tcPr>
+          <w:p>
+            <w:r/>
+            <w:r>
+              <w:rPr>
+                <w:sz w:val="18"/>
+              </w:rPr>
+              <w:t>CV_DATA.RET_READY_LATCH 있음</w:t>
+            </w:r>
+          </w:p>
+        </w:tc>
+        <w:tc>
+          <w:tcPr>
+            <w:tcW w:type="dxa" w:w="5102"/>
+          </w:tcPr>
+          <w:p>
+            <w:r/>
+            <w:r>
+              <w:rPr>
+                <w:sz w:val="18"/>
+              </w:rPr>
+              <w:t>정상. "없음 [확인 오류: …]" 면 DB 계정 권한/DB 이름 문제</w:t>
+            </w:r>
+          </w:p>
+        </w:tc>
+      </w:tr>
+      <w:tr>
+        <w:tc>
+          <w:tcPr>
+            <w:tcW w:type="dxa" w:w="3969"/>
+          </w:tcPr>
+          <w:p>
+            <w:r/>
+            <w:r>
+              <w:rPr>
+                <w:sz w:val="18"/>
+              </w:rPr>
+              <w:t>본 폴링 트랙 126 신호 ON 관측</w:t>
+            </w:r>
+          </w:p>
+        </w:tc>
+        <w:tc>
+          <w:tcPr>
+            <w:tcW w:type="dxa" w:w="5102"/>
+          </w:tcPr>
+          <w:p>
+            <w:r/>
+            <w:r>
+              <w:rPr>
+                <w:sz w:val="18"/>
+              </w:rPr>
+              <w:t>PLC 비트가 실제로 ON 됐다(16초 주기 관측)</w:t>
+            </w:r>
+          </w:p>
+        </w:tc>
+      </w:tr>
+      <w:tr>
+        <w:tc>
+          <w:tcPr>
+            <w:tcW w:type="dxa" w:w="3969"/>
+          </w:tcPr>
+          <w:p>
+            <w:r/>
+            <w:r>
+              <w:rPr>
+                <w:sz w:val="18"/>
+              </w:rPr>
+              <w:t>트랙 126 출고대 신호 ON 을 붙잡았습니다</w:t>
+            </w:r>
+          </w:p>
+        </w:tc>
+        <w:tc>
+          <w:tcPr>
+            <w:tcW w:type="dxa" w:w="5102"/>
+          </w:tcPr>
+          <w:p>
+            <w:r/>
+            <w:r>
+              <w:rPr>
+                <w:sz w:val="18"/>
+              </w:rPr>
+              <w:t>고속 스캔이 잡아 래치를 세웠다</w:t>
+            </w:r>
+          </w:p>
+        </w:tc>
+      </w:tr>
+      <w:tr>
+        <w:tc>
+          <w:tcPr>
+            <w:tcW w:type="dxa" w:w="3969"/>
+          </w:tcPr>
+          <w:p>
+            <w:r/>
+            <w:r>
+              <w:rPr>
+                <w:sz w:val="18"/>
+              </w:rPr>
+              <w:t>(ON 관측 줄이 전혀 없음)</w:t>
+            </w:r>
+          </w:p>
+        </w:tc>
+        <w:tc>
+          <w:tcPr>
+            <w:tcW w:type="dxa" w:w="5102"/>
+          </w:tcPr>
+          <w:p>
+            <w:r/>
+            <w:r>
+              <w:rPr>
+                <w:sz w:val="18"/>
+              </w:rPr>
+              <w:t>PLC 가 그 비트를 올리지 않는다 - 주소/타이밍 확인 필요</w:t>
+            </w:r>
+          </w:p>
+        </w:tc>
+      </w:tr>
+    </w:tbl>
+    <w:p/>
+    <w:p>
+      <w:r>
+        <w:rPr>
+          <w:b w:val="0"/>
+          <w:i w:val="0"/>
+          <w:sz w:val="20"/>
+        </w:rPr>
+        <w:t>이 줄이 어떻게 나오든 5.1 의 도착 즉시 완료는 동작한다. 이 파일은 원인 확정용이다.</w:t>
+      </w:r>
+    </w:p>
+    <w:p>
+      <w:pPr>
+        <w:pStyle w:val="Heading1"/>
+      </w:pPr>
+      <w:r>
+        <w:t>6. 적용 순서 (TASK)</w:t>
+      </w:r>
+    </w:p>
+    <w:p>
+      <w:pPr>
+        <w:pStyle w:val="ListNumber"/>
+      </w:pPr>
+      <w:r>
+        <w:rPr>
+          <w:sz w:val="20"/>
+        </w:rPr>
+        <w:t>EQP_TASK(WCS_TASK_CV.exe) 와 IO_TASK(IO_TASK_SEMI_FINISH.exe) 를 종료한다.</w:t>
+      </w:r>
+    </w:p>
+    <w:p>
+      <w:pPr>
+        <w:pStyle w:val="ListNumber"/>
+      </w:pPr>
+      <w:r>
+        <w:rPr>
+          <w:sz w:val="20"/>
+        </w:rPr>
+        <w:t>TASK/EQP_TASK/WCS_TASK_CV.exe 와 TASK/IO_TASK/IO_TASK_SEMI_FINISH.exe 로 바꾼다.</w:t>
+      </w:r>
+    </w:p>
+    <w:p>
+      <w:pPr>
+        <w:pStyle w:val="ListNumber"/>
+      </w:pPr>
+      <w:r>
+        <w:rPr>
+          <w:sz w:val="20"/>
+        </w:rPr>
+        <w:t>ENV_IOSCH.INI [CNF] 에 OUT_DONE_ON_ARRIVAL = 1 을 더한다(없어도 기본 1). WCS_DB.INI 는 29일 값 그대로.</w:t>
+      </w:r>
+    </w:p>
+    <w:p>
+      <w:pPr>
+        <w:pStyle w:val="ListNumber"/>
+      </w:pPr>
+      <w:r>
+        <w:rPr>
+          <w:sz w:val="20"/>
+        </w:rPr>
+        <w:t>EQP_TASK → IO_TASK 순서로 띄운다. HOST_TASK 는 손대지 않는다.</w:t>
+      </w:r>
+    </w:p>
+    <w:p>
+      <w:pPr>
+        <w:pStyle w:val="ListNumber"/>
+      </w:pPr>
+      <w:r>
+        <w:rPr>
+          <w:sz w:val="20"/>
+        </w:rPr>
+        <w:t>출고 1건을 돌려 출고대 도착 뒤 3초 안에 "출고 완료(도착 즉시)" 또는 "신호 래치 - 출고 완료" 가 찍히는지 본다.</w:t>
+      </w:r>
+    </w:p>
+    <w:p>
+      <w:pPr>
+        <w:pStyle w:val="ListNumber"/>
+      </w:pPr>
+      <w:r>
+        <w:rPr>
+          <w:sz w:val="20"/>
+        </w:rPr>
+        <w:t>EQP_TASK 폴더의 OutLatch.log 를 열어 5.3 의 줄을 확인한다.</w:t>
+      </w:r>
+    </w:p>
+    <w:p>
+      <w:pPr>
+        <w:ind w:left="227"/>
+      </w:pPr>
+      <w:r>
+        <w:rPr>
+          <w:color w:val="B02A20"/>
+          <w:sz w:val="19"/>
+        </w:rPr>
+        <w:t>※ 이 판은 시뮬레이터 체인으로 돌려 보지 못했다(개발 PC 에 작업 잔재가 있어 클린 기동을 못 했다). 컴파일과 코드 검토만 마쳤다. 분기 하나를 더한 것이라 종전 경로는 그대로다.</w:t>
+      </w:r>
+    </w:p>
     <w:sectPr>
       <w:pgSz w:w="12240" w:h="15840"/>
       <w:pgMar w:top="1134" w:right="1134" w:bottom="1134" w:left="1134" w:header="720" w:footer="720" w:gutter="0"/>

--- a/적용_20260930/2026-09-30_적용안내서_추가분.docx
+++ b/적용_20260930/2026-09-30_적용안내서_추가분.docx
@@ -3810,15 +3810,13 @@
       </w:r>
     </w:p>
     <w:p>
-      <w:pPr>
-        <w:ind w:left="227"/>
-      </w:pPr>
       <w:r>
         <w:rPr>
-          <w:color w:val="B02A20"/>
-          <w:sz w:val="19"/>
+          <w:b w:val="0"/>
+          <w:i w:val="0"/>
+          <w:sz w:val="20"/>
         </w:rPr>
-        <w:t>※ 이 판은 시뮬레이터 체인으로 돌려 보지 못했다(개발 PC 에 작업 잔재가 있어 클린 기동을 못 했다). 컴파일과 코드 검토만 마쳤다. 분기 하나를 더한 것이라 종전 경로는 그대로다.</w:t>
+        <w:t>시뮬레이터 체인으로 실측했다(2026-09-30 17:39, 출고대 신호를 아예 올리지 않게 하고 신호 경로도 끈 상태). 출고 0863(→126)·0864(→129) 모두 RGV 도착 기록(15) 뒤 첫 폴링에서 "실도착 관측(센서+작업번호) - 출고 완료(도착 즉시)" 로 끝났고 2초 뒤 19 가 됐다. 완료 15초 뒤에도 출고대에 화물이 그대로 있었고(SENSOR0=1, 작업번호 일치) RET_READY_RD=0, 래치 0 이었다 - 배출을 기다리지 않았고 신호 경로도 쓰이지 않았다.</w:t>
       </w:r>
     </w:p>
     <w:sectPr>

--- a/적용_20260930/2026-09-30_적용안내서_추가분.docx
+++ b/적용_20260930/2026-09-30_적용안내서_추가분.docx
@@ -44,7 +44,7 @@
         </w:rPr>
         <w:t>작업대 명칭을 EcsDefine.xml 에서</w:t>
         <w:br/>
-        <w:t>IMS 스테이션 번호 정정 · 지우는 프로그램 · 출고대 도착 즉시 완료</w:t>
+        <w:t>IMS 스테이션 번호 정정 · 지우는 프로그램 · 출고대 도착 즉시 완료 · HOST 수신 끊김</w:t>
       </w:r>
     </w:p>
     <w:p/>
@@ -230,7 +230,7 @@
               <w:rPr>
                 <w:sz w:val="18"/>
               </w:rPr>
-              <w:t>2026-09-29 적용 안내서에 이어지는 추가분. 작업대 이름을 EcsDefine.xml 에서 가져오게 한 것과, IMS 스테이션 번호를 문서에 맞춰 바로잡은 것, 지우는 프로그램, 그리고 출고대 도착 즉시 완료(TASK).</w:t>
+              <w:t>2026-09-29 적용 안내서에 이어지는 추가분. 작업대 이름을 EcsDefine.xml 에서 가져오게 한 것과, IMS 스테이션 번호를 문서에 맞춰 바로잡은 것, 지우는 프로그램, 출고대 도착 즉시 완료(TASK), HOST_TASK 수신 접속 끊김 수정.</w:t>
             </w:r>
           </w:p>
         </w:tc>
@@ -3819,6 +3819,535 @@
         <w:t>시뮬레이터 체인으로 실측했다(2026-09-30 17:39, 출고대 신호를 아예 올리지 않게 하고 신호 경로도 끈 상태). 출고 0863(→126)·0864(→129) 모두 RGV 도착 기록(15) 뒤 첫 폴링에서 "실도착 관측(센서+작업번호) - 출고 완료(도착 즉시)" 로 끝났고 2초 뒤 19 가 됐다. 완료 15초 뒤에도 출고대에 화물이 그대로 있었고(SENSOR0=1, 작업번호 일치) RET_READY_RD=0, 래치 0 이었다 - 배출을 기다리지 않았고 신호 경로도 쓰이지 않았다.</w:t>
       </w:r>
     </w:p>
+    <w:p>
+      <w:pPr>
+        <w:pStyle w:val="Heading1"/>
+      </w:pPr>
+      <w:r>
+        <w:t>7. HOST_TASK 수신 접속이 붙자마자 끊기던 원인과 수정</w:t>
+      </w:r>
+    </w:p>
+    <w:p>
+      <w:r>
+        <w:rPr>
+          <w:b w:val="0"/>
+          <w:i w:val="0"/>
+          <w:sz w:val="20"/>
+        </w:rPr>
+        <w:t>현장(원격지) 관측: 상위(IMS)가 30초마다 접속하는데, HOST_TASK Server(Recv) 창에 "통신이 연결되었습니다.." 뒤 0.1초 만에 "통신 쓰레드를 종료합니다." 만 찍히고 끊겼다. 17일판으로 원복해도 같았다(두 판의 수신 코드가 같다).</w:t>
+      </w:r>
+    </w:p>
+    <w:p>
+      <w:pPr>
+        <w:pStyle w:val="Heading2"/>
+      </w:pPr>
+      <w:r>
+        <w:t>7.1 원인 (개발 PC 에서 재현)</w:t>
+      </w:r>
+    </w:p>
+    <w:p>
+      <w:r>
+        <w:rPr>
+          <w:b w:val="0"/>
+          <w:i w:val="0"/>
+          <w:sz w:val="20"/>
+        </w:rPr>
+        <w:t>수신은 접속 1개용 객체(g_SrvWork) 하나를 모든 접속이 같이 썼다. 붙어 있는 접속(A)이 있는 채로 새 접속(B)이 오면, 리슨 스레드가 A 의 소켓을 닫고 같은 필드에 B 의 소켓을 넣는다. 그 순간 깨어난 A 의 스레드가 정리 코드에서 같은 필드(= B 의 소켓)를 닫아 버린다. 그래서 B 는 붙자마자 끊기고, A 도 끊긴다. 상위가 기존 접속을 둔 채 새 접속을 여는 방식이면 매번 이렇게 된다.</w:t>
+      </w:r>
+    </w:p>
+    <w:tbl>
+      <w:tblPr>
+        <w:tblStyle w:val="TableGrid"/>
+        <w:tblW w:type="auto" w:w="0"/>
+        <w:jc w:val="center"/>
+        <w:tblLook w:firstColumn="1" w:firstRow="1" w:lastColumn="0" w:lastRow="0" w:noHBand="0" w:noVBand="1" w:val="04A0"/>
+      </w:tblPr>
+      <w:tblGrid>
+        <w:gridCol w:w="3324"/>
+        <w:gridCol w:w="3324"/>
+        <w:gridCol w:w="3324"/>
+      </w:tblGrid>
+      <w:tr>
+        <w:tc>
+          <w:tcPr>
+            <w:tcW w:type="dxa" w:w="2835"/>
+            <w:shd w:val="clear" w:color="auto" w:fill="1E2761"/>
+          </w:tcPr>
+          <w:p>
+            <w:pPr>
+              <w:jc w:val="center"/>
+            </w:pPr>
+            <w:r/>
+            <w:r>
+              <w:rPr>
+                <w:b/>
+                <w:color w:val="FFFFFF"/>
+                <w:sz w:val="18"/>
+              </w:rPr>
+              <w:t>시험</w:t>
+            </w:r>
+          </w:p>
+        </w:tc>
+        <w:tc>
+          <w:tcPr>
+            <w:tcW w:type="dxa" w:w="3118"/>
+            <w:shd w:val="clear" w:color="auto" w:fill="1E2761"/>
+          </w:tcPr>
+          <w:p>
+            <w:pPr>
+              <w:jc w:val="center"/>
+            </w:pPr>
+            <w:r/>
+            <w:r>
+              <w:rPr>
+                <w:b/>
+                <w:color w:val="FFFFFF"/>
+                <w:sz w:val="18"/>
+              </w:rPr>
+              <w:t>종전</w:t>
+            </w:r>
+          </w:p>
+        </w:tc>
+        <w:tc>
+          <w:tcPr>
+            <w:tcW w:type="dxa" w:w="3118"/>
+            <w:shd w:val="clear" w:color="auto" w:fill="1E2761"/>
+          </w:tcPr>
+          <w:p>
+            <w:pPr>
+              <w:jc w:val="center"/>
+            </w:pPr>
+            <w:r/>
+            <w:r>
+              <w:rPr>
+                <w:b/>
+                <w:color w:val="FFFFFF"/>
+                <w:sz w:val="18"/>
+              </w:rPr>
+              <w:t>수정 후</w:t>
+            </w:r>
+          </w:p>
+        </w:tc>
+      </w:tr>
+      <w:tr>
+        <w:tc>
+          <w:tcPr>
+            <w:tcW w:type="dxa" w:w="2835"/>
+          </w:tcPr>
+          <w:p>
+            <w:r/>
+            <w:r>
+              <w:rPr>
+                <w:sz w:val="18"/>
+              </w:rPr>
+              <w:t>A 를 둔 채 B 접속</w:t>
+            </w:r>
+          </w:p>
+        </w:tc>
+        <w:tc>
+          <w:tcPr>
+            <w:tcW w:type="dxa" w:w="3118"/>
+          </w:tcPr>
+          <w:p>
+            <w:r/>
+            <w:r>
+              <w:rPr>
+                <w:sz w:val="18"/>
+              </w:rPr>
+              <w:t>B 즉시 끊김(10053), A 도 끊김</w:t>
+            </w:r>
+          </w:p>
+        </w:tc>
+        <w:tc>
+          <w:tcPr>
+            <w:tcW w:type="dxa" w:w="3118"/>
+          </w:tcPr>
+          <w:p>
+            <w:r/>
+            <w:r>
+              <w:rPr>
+                <w:sz w:val="18"/>
+              </w:rPr>
+              <w:t>A·B 모두 유지, 각각 응답</w:t>
+            </w:r>
+          </w:p>
+        </w:tc>
+      </w:tr>
+      <w:tr>
+        <w:tc>
+          <w:tcPr>
+            <w:tcW w:type="dxa" w:w="2835"/>
+          </w:tcPr>
+          <w:p>
+            <w:r/>
+            <w:r>
+              <w:rPr>
+                <w:sz w:val="18"/>
+              </w:rPr>
+              <w:t>닫고 곧바로 재접속(0.05초)</w:t>
+            </w:r>
+          </w:p>
+        </w:tc>
+        <w:tc>
+          <w:tcPr>
+            <w:tcW w:type="dxa" w:w="3118"/>
+          </w:tcPr>
+          <w:p>
+            <w:r/>
+            <w:r>
+              <w:rPr>
+                <w:sz w:val="18"/>
+              </w:rPr>
+              <w:t>정상</w:t>
+            </w:r>
+          </w:p>
+        </w:tc>
+        <w:tc>
+          <w:tcPr>
+            <w:tcW w:type="dxa" w:w="3118"/>
+          </w:tcPr>
+          <w:p>
+            <w:r/>
+            <w:r>
+              <w:rPr>
+                <w:sz w:val="18"/>
+              </w:rPr>
+              <w:t>정상</w:t>
+            </w:r>
+          </w:p>
+        </w:tc>
+      </w:tr>
+      <w:tr>
+        <w:tc>
+          <w:tcPr>
+            <w:tcW w:type="dxa" w:w="2835"/>
+          </w:tcPr>
+          <w:p>
+            <w:r/>
+            <w:r>
+              <w:rPr>
+                <w:sz w:val="18"/>
+              </w:rPr>
+              <w:t>송신 쪽 DB 오류를 일부러 낸 상태</w:t>
+            </w:r>
+          </w:p>
+        </w:tc>
+        <w:tc>
+          <w:tcPr>
+            <w:tcW w:type="dxa" w:w="3118"/>
+          </w:tcPr>
+          <w:p>
+            <w:r/>
+            <w:r>
+              <w:rPr>
+                <w:sz w:val="18"/>
+              </w:rPr>
+              <w:t>(재현 조건에서는 끊김 없음)</w:t>
+            </w:r>
+          </w:p>
+        </w:tc>
+        <w:tc>
+          <w:tcPr>
+            <w:tcW w:type="dxa" w:w="3118"/>
+          </w:tcPr>
+          <w:p>
+            <w:r/>
+            <w:r>
+              <w:rPr>
+                <w:sz w:val="18"/>
+              </w:rPr>
+              <w:t>수신 유지</w:t>
+            </w:r>
+          </w:p>
+        </w:tc>
+      </w:tr>
+    </w:tbl>
+    <w:p/>
+    <w:p>
+      <w:r>
+        <w:rPr>
+          <w:b w:val="0"/>
+          <w:i w:val="0"/>
+          <w:sz w:val="20"/>
+        </w:rPr>
+        <w:t>구 ECS(ECP TcpServer.cs)는 접속마다 따로 받는 다중 접속 서버였다. 상위는 그 방식에 맞춰 만들어져 있으므로, 현 HOST_TASK 도 접속마다 객체를 하나씩 두는 방식으로 맞췄다. 전문 규약은 그대로다.</w:t>
+      </w:r>
+    </w:p>
+    <w:p>
+      <w:pPr>
+        <w:pStyle w:val="Heading2"/>
+      </w:pPr>
+      <w:r>
+        <w:t>7.2 무엇을 바꿨나</w:t>
+      </w:r>
+    </w:p>
+    <w:tbl>
+      <w:tblPr>
+        <w:tblStyle w:val="TableGrid"/>
+        <w:tblW w:type="auto" w:w="0"/>
+        <w:jc w:val="center"/>
+        <w:tblLook w:firstColumn="1" w:firstRow="1" w:lastColumn="0" w:lastRow="0" w:noHBand="0" w:noVBand="1" w:val="04A0"/>
+      </w:tblPr>
+      <w:tblGrid>
+        <w:gridCol w:w="4986"/>
+        <w:gridCol w:w="4986"/>
+      </w:tblGrid>
+      <w:tr>
+        <w:tc>
+          <w:tcPr>
+            <w:tcW w:type="dxa" w:w="1701"/>
+            <w:shd w:val="clear" w:color="auto" w:fill="1E2761"/>
+          </w:tcPr>
+          <w:p>
+            <w:pPr>
+              <w:jc w:val="center"/>
+            </w:pPr>
+            <w:r/>
+            <w:r>
+              <w:rPr>
+                <w:b/>
+                <w:color w:val="FFFFFF"/>
+                <w:sz w:val="18"/>
+              </w:rPr>
+              <w:t>항목</w:t>
+            </w:r>
+          </w:p>
+        </w:tc>
+        <w:tc>
+          <w:tcPr>
+            <w:tcW w:type="dxa" w:w="7370"/>
+            <w:shd w:val="clear" w:color="auto" w:fill="1E2761"/>
+          </w:tcPr>
+          <w:p>
+            <w:pPr>
+              <w:jc w:val="center"/>
+            </w:pPr>
+            <w:r/>
+            <w:r>
+              <w:rPr>
+                <w:b/>
+                <w:color w:val="FFFFFF"/>
+                <w:sz w:val="18"/>
+              </w:rPr>
+              <w:t>변경</w:t>
+            </w:r>
+          </w:p>
+        </w:tc>
+      </w:tr>
+      <w:tr>
+        <w:tc>
+          <w:tcPr>
+            <w:tcW w:type="dxa" w:w="1701"/>
+          </w:tcPr>
+          <w:p>
+            <w:r/>
+            <w:r>
+              <w:rPr>
+                <w:sz w:val="18"/>
+              </w:rPr>
+              <w:t>수신 접속</w:t>
+            </w:r>
+          </w:p>
+        </w:tc>
+        <w:tc>
+          <w:tcPr>
+            <w:tcW w:type="dxa" w:w="7370"/>
+          </w:tcPr>
+          <w:p>
+            <w:r/>
+            <w:r>
+              <w:rPr>
+                <w:sz w:val="18"/>
+              </w:rPr>
+              <w:t>접속마다 CSrvWork 를 하나씩 만들어 제 소켓만 닫는다. 살아 있는 접속 목록을 둔다.</w:t>
+            </w:r>
+          </w:p>
+        </w:tc>
+      </w:tr>
+      <w:tr>
+        <w:tc>
+          <w:tcPr>
+            <w:tcW w:type="dxa" w:w="1701"/>
+          </w:tcPr>
+          <w:p>
+            <w:r/>
+            <w:r>
+              <w:rPr>
+                <w:sz w:val="18"/>
+              </w:rPr>
+              <w:t>연결 로그</w:t>
+            </w:r>
+          </w:p>
+        </w:tc>
+        <w:tc>
+          <w:tcPr>
+            <w:tcW w:type="dxa" w:w="7370"/>
+          </w:tcPr>
+          <w:p>
+            <w:r/>
+            <w:r>
+              <w:rPr>
+                <w:sz w:val="18"/>
+              </w:rPr>
+              <w:t>"통신이 연결되었습니다.. [상대 IP:포트] (접속 n개)" 로 상대를 남긴다.</w:t>
+            </w:r>
+          </w:p>
+        </w:tc>
+      </w:tr>
+      <w:tr>
+        <w:tc>
+          <w:tcPr>
+            <w:tcW w:type="dxa" w:w="1701"/>
+          </w:tcPr>
+          <w:p>
+            <w:r/>
+            <w:r>
+              <w:rPr>
+                <w:sz w:val="18"/>
+              </w:rPr>
+              <w:t>종료 판정</w:t>
+            </w:r>
+          </w:p>
+        </w:tc>
+        <w:tc>
+          <w:tcPr>
+            <w:tcW w:type="dxa" w:w="7370"/>
+          </w:tcPr>
+          <w:p>
+            <w:r/>
+            <w:r>
+              <w:rPr>
+                <w:sz w:val="18"/>
+              </w:rPr>
+              <w:t>수신 스레드는 자기 DB 오류만 보고 끊는다(종전: 송신 쪽 오류로도 끊고 사유 없음). 끊을 때 사유를 남긴다.</w:t>
+            </w:r>
+          </w:p>
+        </w:tc>
+      </w:tr>
+      <w:tr>
+        <w:tc>
+          <w:tcPr>
+            <w:tcW w:type="dxa" w:w="1701"/>
+          </w:tcPr>
+          <w:p>
+            <w:r/>
+            <w:r>
+              <w:rPr>
+                <w:sz w:val="18"/>
+              </w:rPr>
+              <w:t>신호등/EQP_MST</w:t>
+            </w:r>
+          </w:p>
+        </w:tc>
+        <w:tc>
+          <w:tcPr>
+            <w:tcW w:type="dxa" w:w="7370"/>
+          </w:tcPr>
+          <w:p>
+            <w:r/>
+            <w:r>
+              <w:rPr>
+                <w:sz w:val="18"/>
+              </w:rPr>
+              <w:t>수신 접속이 하나라도 붙어 있으면 연결로 본다.</w:t>
+            </w:r>
+          </w:p>
+        </w:tc>
+      </w:tr>
+      <w:tr>
+        <w:tc>
+          <w:tcPr>
+            <w:tcW w:type="dxa" w:w="1701"/>
+          </w:tcPr>
+          <w:p>
+            <w:r/>
+            <w:r>
+              <w:rPr>
+                <w:sz w:val="18"/>
+              </w:rPr>
+              <w:t>정지</w:t>
+            </w:r>
+          </w:p>
+        </w:tc>
+        <w:tc>
+          <w:tcPr>
+            <w:tcW w:type="dxa" w:w="7370"/>
+          </w:tcPr>
+          <w:p>
+            <w:r/>
+            <w:r>
+              <w:rPr>
+                <w:sz w:val="18"/>
+              </w:rPr>
+              <w:t>프로그램 정지 시 살아 있는 접속을 전부 닫는다.</w:t>
+            </w:r>
+          </w:p>
+        </w:tc>
+      </w:tr>
+    </w:tbl>
+    <w:p/>
+    <w:p>
+      <w:r>
+        <w:rPr>
+          <w:b w:val="0"/>
+          <w:i w:val="0"/>
+          <w:sz w:val="20"/>
+        </w:rPr>
+        <w:t>EcsComA.ini [Host] SRV_MULTI_CONN = 1 (기본) / SRV_STOP_ON_CLI_DBERR = 0 (기본). 키가 없어도 기본값으로 돈다. 비교가 필요하면 0/1 로 바꿔 재기동한다.</w:t>
+      </w:r>
+    </w:p>
+    <w:p>
+      <w:pPr>
+        <w:pStyle w:val="Heading2"/>
+      </w:pPr>
+      <w:r>
+        <w:t>7.3 적용 순서 (HOST_TASK)</w:t>
+      </w:r>
+    </w:p>
+    <w:p>
+      <w:pPr>
+        <w:pStyle w:val="ListNumber"/>
+      </w:pPr>
+      <w:r>
+        <w:rPr>
+          <w:sz w:val="20"/>
+        </w:rPr>
+        <w:t>HOST_TASK 를 종료한다.</w:t>
+      </w:r>
+    </w:p>
+    <w:p>
+      <w:pPr>
+        <w:pStyle w:val="ListNumber"/>
+      </w:pPr>
+      <w:r>
+        <w:rPr>
+          <w:sz w:val="20"/>
+        </w:rPr>
+        <w:t>TASK/HOST_TASK/TASK_LFC10_G1_ECSCOM.exe 로 바꾼다. EcsComA.ini 는 그대로 둔다 (LocalPort/RemotePort 확인).</w:t>
+      </w:r>
+    </w:p>
+    <w:p>
+      <w:pPr>
+        <w:pStyle w:val="ListNumber"/>
+      </w:pPr>
+      <w:r>
+        <w:rPr>
+          <w:sz w:val="20"/>
+        </w:rPr>
+        <w:t>HOST_TASK 를 띄운다. Server(Recv) 창에 "통신이 연결되었습니다.. [상대주소] (접속 n개)" 가 찍히고 유지되는지 본다.</w:t>
+      </w:r>
+    </w:p>
+    <w:p>
+      <w:pPr>
+        <w:pStyle w:val="ListNumber"/>
+      </w:pPr>
+      <w:r>
+        <w:rPr>
+          <w:sz w:val="20"/>
+        </w:rPr>
+        <w:t>운전 화면 [통신] HOST1 이 초록으로 유지되는지 본다.</w:t>
+      </w:r>
+    </w:p>
     <w:sectPr>
       <w:pgSz w:w="12240" w:h="15840"/>
       <w:pgMar w:top="1134" w:right="1134" w:bottom="1134" w:left="1134" w:header="720" w:footer="720" w:gutter="0"/>

--- a/적용_20260930/2026-09-30_적용안내서_추가분.docx
+++ b/적용_20260930/2026-09-30_적용안내서_추가분.docx
@@ -230,7 +230,7 @@
               <w:rPr>
                 <w:sz w:val="18"/>
               </w:rPr>
-              <w:t>2026-09-29 적용 안내서에 이어지는 추가분. 작업대 이름을 EcsDefine.xml 에서 가져오게 한 것과, IMS 스테이션 번호를 문서에 맞춰 바로잡은 것, 지우는 프로그램, 출고대 도착 즉시 완료(TASK), HOST_TASK 수신 접속 끊김 수정.</w:t>
+              <w:t>2026-09-29 적용 안내서에 이어지는 추가분. 작업대 이름을 EcsDefine.xml 에서 가져오게 한 것과, IMS 스테이션 번호를 문서에 맞춰 바로잡은 것, 지우는 프로그램, 출고대 도착 즉시 완료(TASK), HOST_TASK 수신 접속 끊김 수정, 4K 화면 배율, 최종 적용 목록.</w:t>
             </w:r>
           </w:p>
         </w:tc>
@@ -4348,6 +4348,1526 @@
         <w:t>운전 화면 [통신] HOST1 이 초록으로 유지되는지 본다.</w:t>
       </w:r>
     </w:p>
+    <w:p>
+      <w:pPr>
+        <w:pStyle w:val="Heading1"/>
+      </w:pPr>
+      <w:r>
+        <w:t>8. 4K 화면(Windows 배율 300%)에서 어긋나 보이던 것</w:t>
+      </w:r>
+    </w:p>
+    <w:p>
+      <w:r>
+        <w:rPr>
+          <w:b w:val="0"/>
+          <w:i w:val="0"/>
+          <w:sz w:val="20"/>
+        </w:rPr>
+        <w:t>현장 모니터는 3840x2160 에 Windows 배율 300% 다(보조 모니터는 1920x1080). 그 화면에서 리본 [통신] 신호등의 아래쪽(이름 글자)이 잘리고, 크레인·RTV 의 번호가 점처럼 작고, 왼쪽 판넬의 글자가 작게 보였다. 1920x1080 에서는 정상이었다. (보안상 화면을 받을 수 없어 증상 설명으로 고쳤다.)</w:t>
+      </w:r>
+    </w:p>
+    <w:p>
+      <w:pPr>
+        <w:pStyle w:val="Heading2"/>
+      </w:pPr>
+      <w:r>
+        <w:t>8.1 왜 그랬나</w:t>
+      </w:r>
+    </w:p>
+    <w:tbl>
+      <w:tblPr>
+        <w:tblStyle w:val="TableGrid"/>
+        <w:tblW w:type="auto" w:w="0"/>
+        <w:jc w:val="center"/>
+        <w:tblLook w:firstColumn="1" w:firstRow="1" w:lastColumn="0" w:lastRow="0" w:noHBand="0" w:noVBand="1" w:val="04A0"/>
+      </w:tblPr>
+      <w:tblGrid>
+        <w:gridCol w:w="4986"/>
+        <w:gridCol w:w="4986"/>
+      </w:tblGrid>
+      <w:tr>
+        <w:tc>
+          <w:tcPr>
+            <w:tcW w:type="dxa" w:w="2268"/>
+            <w:shd w:val="clear" w:color="auto" w:fill="1E2761"/>
+          </w:tcPr>
+          <w:p>
+            <w:pPr>
+              <w:jc w:val="center"/>
+            </w:pPr>
+            <w:r/>
+            <w:r>
+              <w:rPr>
+                <w:b/>
+                <w:color w:val="FFFFFF"/>
+                <w:sz w:val="18"/>
+              </w:rPr>
+              <w:t>보인 것</w:t>
+            </w:r>
+          </w:p>
+        </w:tc>
+        <w:tc>
+          <w:tcPr>
+            <w:tcW w:type="dxa" w:w="6803"/>
+            <w:shd w:val="clear" w:color="auto" w:fill="1E2761"/>
+          </w:tcPr>
+          <w:p>
+            <w:pPr>
+              <w:jc w:val="center"/>
+            </w:pPr>
+            <w:r/>
+            <w:r>
+              <w:rPr>
+                <w:b/>
+                <w:color w:val="FFFFFF"/>
+                <w:sz w:val="18"/>
+              </w:rPr>
+              <w:t>까닭</w:t>
+            </w:r>
+          </w:p>
+        </w:tc>
+      </w:tr>
+      <w:tr>
+        <w:tc>
+          <w:tcPr>
+            <w:tcW w:type="dxa" w:w="2268"/>
+          </w:tcPr>
+          <w:p>
+            <w:r/>
+            <w:r>
+              <w:rPr>
+                <w:sz w:val="18"/>
+              </w:rPr>
+              <w:t>신호등 이름이 잘림</w:t>
+            </w:r>
+          </w:p>
+        </w:tc>
+        <w:tc>
+          <w:tcPr>
+            <w:tcW w:type="dxa" w:w="6803"/>
+          </w:tcPr>
+          <w:p>
+            <w:r/>
+            <w:r>
+              <w:rPr>
+                <w:sz w:val="18"/>
+              </w:rPr>
+              <w:t>이름 글꼴 = 리본 글꼴(Windows 가 이미 3배로 키운 것) x UI_SCALE 로 두 번 커졌다. UI_SCALE 을 바꿔도 같이 커져 늘 칸을 넘쳤다.</w:t>
+            </w:r>
+          </w:p>
+        </w:tc>
+      </w:tr>
+      <w:tr>
+        <w:tc>
+          <w:tcPr>
+            <w:tcW w:type="dxa" w:w="2268"/>
+          </w:tcPr>
+          <w:p>
+            <w:r/>
+            <w:r>
+              <w:rPr>
+                <w:sz w:val="18"/>
+              </w:rPr>
+              <w:t>크기가 서로 어긋남</w:t>
+            </w:r>
+          </w:p>
+        </w:tc>
+        <w:tc>
+          <w:tcPr>
+            <w:tcW w:type="dxa" w:w="6803"/>
+          </w:tcPr>
+          <w:p>
+            <w:r/>
+            <w:r>
+              <w:rPr>
+                <w:sz w:val="18"/>
+              </w:rPr>
+              <w:t>UI_SCALE 자동이 화면 높이만 보고 200 이 되었다. 리본과 표는 Windows 배율 300 이라 서로 맞지 않았다.</w:t>
+            </w:r>
+          </w:p>
+        </w:tc>
+      </w:tr>
+      <w:tr>
+        <w:tc>
+          <w:tcPr>
+            <w:tcW w:type="dxa" w:w="2268"/>
+          </w:tcPr>
+          <w:p>
+            <w:r/>
+            <w:r>
+              <w:rPr>
+                <w:sz w:val="18"/>
+              </w:rPr>
+              <w:t>크레인·RTV 번호가 점</w:t>
+            </w:r>
+          </w:p>
+        </w:tc>
+        <w:tc>
+          <w:tcPr>
+            <w:tcW w:type="dxa" w:w="6803"/>
+          </w:tcPr>
+          <w:p>
+            <w:r/>
+            <w:r>
+              <w:rPr>
+                <w:sz w:val="18"/>
+              </w:rPr>
+              <w:t>레이아웃 XML 에서 fontsize 가 0 이 아닌 항목(10/12/14)은 픽셀 크기가 고정이다. 지도는 커지는데 글자는 그대로였다. (작업대 명칭은 fontsize=0 이라 칸에 맞춰 커져 정상이었다.)</w:t>
+            </w:r>
+          </w:p>
+        </w:tc>
+      </w:tr>
+      <w:tr>
+        <w:tc>
+          <w:tcPr>
+            <w:tcW w:type="dxa" w:w="2268"/>
+          </w:tcPr>
+          <w:p>
+            <w:r/>
+            <w:r>
+              <w:rPr>
+                <w:sz w:val="18"/>
+              </w:rPr>
+              <w:t>왼쪽 판넬 글자가 작음</w:t>
+            </w:r>
+          </w:p>
+        </w:tc>
+        <w:tc>
+          <w:tcPr>
+            <w:tcW w:type="dxa" w:w="6803"/>
+          </w:tcPr>
+          <w:p>
+            <w:r/>
+            <w:r>
+              <w:rPr>
+                <w:sz w:val="18"/>
+              </w:rPr>
+              <w:t>범례 칸의 글꼴·칩과 설비/작업 표의 열 폭이 픽셀 고정이었다.</w:t>
+            </w:r>
+          </w:p>
+        </w:tc>
+      </w:tr>
+    </w:tbl>
+    <w:p/>
+    <w:p>
+      <w:pPr>
+        <w:pStyle w:val="Heading2"/>
+      </w:pPr>
+      <w:r>
+        <w:t>8.2 무엇을 바꿨나</w:t>
+      </w:r>
+    </w:p>
+    <w:tbl>
+      <w:tblPr>
+        <w:tblStyle w:val="TableGrid"/>
+        <w:tblW w:type="auto" w:w="0"/>
+        <w:jc w:val="center"/>
+        <w:tblLook w:firstColumn="1" w:firstRow="1" w:lastColumn="0" w:lastRow="0" w:noHBand="0" w:noVBand="1" w:val="04A0"/>
+      </w:tblPr>
+      <w:tblGrid>
+        <w:gridCol w:w="4986"/>
+        <w:gridCol w:w="4986"/>
+      </w:tblGrid>
+      <w:tr>
+        <w:tc>
+          <w:tcPr>
+            <w:tcW w:type="dxa" w:w="1984"/>
+            <w:shd w:val="clear" w:color="auto" w:fill="1E2761"/>
+          </w:tcPr>
+          <w:p>
+            <w:pPr>
+              <w:jc w:val="center"/>
+            </w:pPr>
+            <w:r/>
+            <w:r>
+              <w:rPr>
+                <w:b/>
+                <w:color w:val="FFFFFF"/>
+                <w:sz w:val="18"/>
+              </w:rPr>
+              <w:t>항목</w:t>
+            </w:r>
+          </w:p>
+        </w:tc>
+        <w:tc>
+          <w:tcPr>
+            <w:tcW w:type="dxa" w:w="7087"/>
+            <w:shd w:val="clear" w:color="auto" w:fill="1E2761"/>
+          </w:tcPr>
+          <w:p>
+            <w:pPr>
+              <w:jc w:val="center"/>
+            </w:pPr>
+            <w:r/>
+            <w:r>
+              <w:rPr>
+                <w:b/>
+                <w:color w:val="FFFFFF"/>
+                <w:sz w:val="18"/>
+              </w:rPr>
+              <w:t>변경</w:t>
+            </w:r>
+          </w:p>
+        </w:tc>
+      </w:tr>
+      <w:tr>
+        <w:tc>
+          <w:tcPr>
+            <w:tcW w:type="dxa" w:w="1984"/>
+          </w:tcPr>
+          <w:p>
+            <w:r/>
+            <w:r>
+              <w:rPr>
+                <w:sz w:val="18"/>
+              </w:rPr>
+              <w:t>UI_SCALE 자동</w:t>
+            </w:r>
+          </w:p>
+        </w:tc>
+        <w:tc>
+          <w:tcPr>
+            <w:tcW w:type="dxa" w:w="7087"/>
+          </w:tcPr>
+          <w:p>
+            <w:r/>
+            <w:r>
+              <w:rPr>
+                <w:sz w:val="18"/>
+              </w:rPr>
+              <w:t>Windows 배율이 100% 를 넘으면 그 값을 따른다(300% -&gt; 300). 100% 면 종전처럼 화면 높이로 정한다.</w:t>
+            </w:r>
+          </w:p>
+        </w:tc>
+      </w:tr>
+      <w:tr>
+        <w:tc>
+          <w:tcPr>
+            <w:tcW w:type="dxa" w:w="1984"/>
+          </w:tcPr>
+          <w:p>
+            <w:r/>
+            <w:r>
+              <w:rPr>
+                <w:sz w:val="18"/>
+              </w:rPr>
+              <w:t>신호등</w:t>
+            </w:r>
+          </w:p>
+        </w:tc>
+        <w:tc>
+          <w:tcPr>
+            <w:tcW w:type="dxa" w:w="7087"/>
+          </w:tcPr>
+          <w:p>
+            <w:r/>
+            <w:r>
+              <w:rPr>
+                <w:sz w:val="18"/>
+              </w:rPr>
+              <w:t>글꼴은 100% 기준 높이에 배율을 한 번만 먹인다. 주어진 칸보다 크면 칸에 맞춰 줄여 그린다 - 어떤 값에서도 잘리지 않는다.</w:t>
+            </w:r>
+          </w:p>
+        </w:tc>
+      </w:tr>
+      <w:tr>
+        <w:tc>
+          <w:tcPr>
+            <w:tcW w:type="dxa" w:w="1984"/>
+          </w:tcPr>
+          <w:p>
+            <w:r/>
+            <w:r>
+              <w:rPr>
+                <w:sz w:val="18"/>
+              </w:rPr>
+              <w:t>지도 고정 글자</w:t>
+            </w:r>
+          </w:p>
+        </w:tc>
+        <w:tc>
+          <w:tcPr>
+            <w:tcW w:type="dxa" w:w="7087"/>
+          </w:tcPr>
+          <w:p>
+            <w:r/>
+            <w:r>
+              <w:rPr>
+                <w:sz w:val="18"/>
+              </w:rPr>
+              <w:t>지도 칸의 높이에 맞춰 키운다(1920x1080 = 100%). 키우더라도 칸 높이는 넘지 않는다. Ecs.ini [DISPLAY] LAYOUT_FONT_SCALE.</w:t>
+            </w:r>
+          </w:p>
+        </w:tc>
+      </w:tr>
+      <w:tr>
+        <w:tc>
+          <w:tcPr>
+            <w:tcW w:type="dxa" w:w="1984"/>
+          </w:tcPr>
+          <w:p>
+            <w:r/>
+            <w:r>
+              <w:rPr>
+                <w:sz w:val="18"/>
+              </w:rPr>
+              <w:t>왼쪽 범례 칸</w:t>
+            </w:r>
+          </w:p>
+        </w:tc>
+        <w:tc>
+          <w:tcPr>
+            <w:tcW w:type="dxa" w:w="7087"/>
+          </w:tcPr>
+          <w:p>
+            <w:r/>
+            <w:r>
+              <w:rPr>
+                <w:sz w:val="18"/>
+              </w:rPr>
+              <w:t>글꼴·칩·줄 높이·기본 크기에 UI_SCALE 을 먹인다.</w:t>
+            </w:r>
+          </w:p>
+        </w:tc>
+      </w:tr>
+      <w:tr>
+        <w:tc>
+          <w:tcPr>
+            <w:tcW w:type="dxa" w:w="1984"/>
+          </w:tcPr>
+          <w:p>
+            <w:r/>
+            <w:r>
+              <w:rPr>
+                <w:sz w:val="18"/>
+              </w:rPr>
+              <w:t>설비/작업 표</w:t>
+            </w:r>
+          </w:p>
+        </w:tc>
+        <w:tc>
+          <w:tcPr>
+            <w:tcW w:type="dxa" w:w="7087"/>
+          </w:tcPr>
+          <w:p>
+            <w:r/>
+            <w:r>
+              <w:rPr>
+                <w:sz w:val="18"/>
+              </w:rPr>
+              <w:t>열 폭과 탭·체크박스 자리에 Windows 배율을 먹인다(글자는 Windows 가 이미 키운다).</w:t>
+            </w:r>
+          </w:p>
+        </w:tc>
+      </w:tr>
+      <w:tr>
+        <w:tc>
+          <w:tcPr>
+            <w:tcW w:type="dxa" w:w="1984"/>
+          </w:tcPr>
+          <w:p>
+            <w:r/>
+            <w:r>
+              <w:rPr>
+                <w:sz w:val="18"/>
+              </w:rPr>
+              <w:t>끌어 놓은 크기</w:t>
+            </w:r>
+          </w:p>
+        </w:tc>
+        <w:tc>
+          <w:tcPr>
+            <w:tcW w:type="dxa" w:w="7087"/>
+          </w:tcPr>
+          <w:p>
+            <w:r/>
+            <w:r>
+              <w:rPr>
+                <w:sz w:val="18"/>
+              </w:rPr>
+              <w:t>왼쪽 칸의 크기를 100% 기준으로 적는다(키 이름 끝에 100). 종전 값은 그때의 배율로 나눠 옮긴다.</w:t>
+            </w:r>
+          </w:p>
+        </w:tc>
+      </w:tr>
+    </w:tbl>
+    <w:p/>
+    <w:p>
+      <w:pPr>
+        <w:pStyle w:val="Heading2"/>
+      </w:pPr>
+      <w:r>
+        <w:t>8.3 설정 (Ecs.ini [DISPLAY])</w:t>
+      </w:r>
+    </w:p>
+    <w:tbl>
+      <w:tblPr>
+        <w:tblStyle w:val="TableGrid"/>
+        <w:tblW w:type="auto" w:w="0"/>
+        <w:tblLook w:firstColumn="1" w:firstRow="1" w:lastColumn="0" w:lastRow="0" w:noHBand="0" w:noVBand="1" w:val="04A0"/>
+      </w:tblPr>
+      <w:tblGrid>
+        <w:gridCol w:w="9972"/>
+      </w:tblGrid>
+      <w:tr>
+        <w:tc>
+          <w:tcPr>
+            <w:tcW w:type="dxa" w:w="9972"/>
+            <w:shd w:val="clear" w:color="auto" w:fill="F4F5F7"/>
+          </w:tcPr>
+          <w:p>
+            <w:pPr>
+              <w:spacing w:after="0"/>
+            </w:pPr>
+            <w:r/>
+            <w:r>
+              <w:rPr>
+                <w:rFonts w:ascii="D2Coding" w:hAnsi="D2Coding"/>
+                <w:sz w:val="18"/>
+              </w:rPr>
+              <w:t>[DISPLAY]</w:t>
+            </w:r>
+          </w:p>
+          <w:p>
+            <w:pPr>
+              <w:spacing w:after="0"/>
+            </w:pPr>
+            <w:r>
+              <w:rPr>
+                <w:rFonts w:ascii="D2Coding" w:hAnsi="D2Coding"/>
+                <w:sz w:val="18"/>
+              </w:rPr>
+              <w:t>UI_SCALE = 0            ; 0 자동 / 100~400 고정  - 신호등, 왼쪽 범례 칸</w:t>
+            </w:r>
+          </w:p>
+          <w:p>
+            <w:pPr>
+              <w:spacing w:after="0"/>
+            </w:pPr>
+            <w:r>
+              <w:rPr>
+                <w:rFonts w:ascii="D2Coding" w:hAnsi="D2Coding"/>
+                <w:sz w:val="18"/>
+              </w:rPr>
+              <w:t>LAYOUT_FONT_SCALE = 0   ; 0 자동 / 50~500 고정   - 지도의 고정 글자(트랙·작업번호·크레인/RTV 번호)</w:t>
+            </w:r>
+          </w:p>
+        </w:tc>
+      </w:tr>
+    </w:tbl>
+    <w:p/>
+    <w:tbl>
+      <w:tblPr>
+        <w:tblStyle w:val="TableGrid"/>
+        <w:tblW w:type="auto" w:w="0"/>
+        <w:jc w:val="center"/>
+        <w:tblLook w:firstColumn="1" w:firstRow="1" w:lastColumn="0" w:lastRow="0" w:noHBand="0" w:noVBand="1" w:val="04A0"/>
+      </w:tblPr>
+      <w:tblGrid>
+        <w:gridCol w:w="4986"/>
+        <w:gridCol w:w="4986"/>
+      </w:tblGrid>
+      <w:tr>
+        <w:tc>
+          <w:tcPr>
+            <w:tcW w:type="dxa" w:w="3969"/>
+            <w:shd w:val="clear" w:color="auto" w:fill="1E2761"/>
+          </w:tcPr>
+          <w:p>
+            <w:pPr>
+              <w:jc w:val="center"/>
+            </w:pPr>
+            <w:r/>
+            <w:r>
+              <w:rPr>
+                <w:b/>
+                <w:color w:val="FFFFFF"/>
+                <w:sz w:val="18"/>
+              </w:rPr>
+              <w:t>이렇게 보이면</w:t>
+            </w:r>
+          </w:p>
+        </w:tc>
+        <w:tc>
+          <w:tcPr>
+            <w:tcW w:type="dxa" w:w="5102"/>
+            <w:shd w:val="clear" w:color="auto" w:fill="1E2761"/>
+          </w:tcPr>
+          <w:p>
+            <w:pPr>
+              <w:jc w:val="center"/>
+            </w:pPr>
+            <w:r/>
+            <w:r>
+              <w:rPr>
+                <w:b/>
+                <w:color w:val="FFFFFF"/>
+                <w:sz w:val="18"/>
+              </w:rPr>
+              <w:t>이렇게 한다</w:t>
+            </w:r>
+          </w:p>
+        </w:tc>
+      </w:tr>
+      <w:tr>
+        <w:tc>
+          <w:tcPr>
+            <w:tcW w:type="dxa" w:w="3969"/>
+          </w:tcPr>
+          <w:p>
+            <w:r/>
+            <w:r>
+              <w:rPr>
+                <w:sz w:val="18"/>
+              </w:rPr>
+              <w:t>범례가 너무 크다(자리를 많이 먹는다)</w:t>
+            </w:r>
+          </w:p>
+        </w:tc>
+        <w:tc>
+          <w:tcPr>
+            <w:tcW w:type="dxa" w:w="5102"/>
+          </w:tcPr>
+          <w:p>
+            <w:r/>
+            <w:r>
+              <w:rPr>
+                <w:sz w:val="18"/>
+              </w:rPr>
+              <w:t>UI_SCALE 을 자동보다 작게 (4K@300% 에서 200 정도)</w:t>
+            </w:r>
+          </w:p>
+        </w:tc>
+      </w:tr>
+      <w:tr>
+        <w:tc>
+          <w:tcPr>
+            <w:tcW w:type="dxa" w:w="3969"/>
+          </w:tcPr>
+          <w:p>
+            <w:r/>
+            <w:r>
+              <w:rPr>
+                <w:sz w:val="18"/>
+              </w:rPr>
+              <w:t>크레인·RTV·트랙 글자가 아직 작다</w:t>
+            </w:r>
+          </w:p>
+        </w:tc>
+        <w:tc>
+          <w:tcPr>
+            <w:tcW w:type="dxa" w:w="5102"/>
+          </w:tcPr>
+          <w:p>
+            <w:r/>
+            <w:r>
+              <w:rPr>
+                <w:sz w:val="18"/>
+              </w:rPr>
+              <w:t>LAYOUT_FONT_SCALE 을 키운다 (200, 250 ...)</w:t>
+            </w:r>
+          </w:p>
+        </w:tc>
+      </w:tr>
+      <w:tr>
+        <w:tc>
+          <w:tcPr>
+            <w:tcW w:type="dxa" w:w="3969"/>
+          </w:tcPr>
+          <w:p>
+            <w:r/>
+            <w:r>
+              <w:rPr>
+                <w:sz w:val="18"/>
+              </w:rPr>
+              <w:t>글자가 칸을 넘친다</w:t>
+            </w:r>
+          </w:p>
+        </w:tc>
+        <w:tc>
+          <w:tcPr>
+            <w:tcW w:type="dxa" w:w="5102"/>
+          </w:tcPr>
+          <w:p>
+            <w:r/>
+            <w:r>
+              <w:rPr>
+                <w:sz w:val="18"/>
+              </w:rPr>
+              <w:t>LAYOUT_FONT_SCALE 을 줄인다 (150 ...)</w:t>
+            </w:r>
+          </w:p>
+        </w:tc>
+      </w:tr>
+      <w:tr>
+        <w:tc>
+          <w:tcPr>
+            <w:tcW w:type="dxa" w:w="3969"/>
+          </w:tcPr>
+          <w:p>
+            <w:r/>
+            <w:r>
+              <w:rPr>
+                <w:sz w:val="18"/>
+              </w:rPr>
+              <w:t>설비/작업 표의 열이 좁다</w:t>
+            </w:r>
+          </w:p>
+        </w:tc>
+        <w:tc>
+          <w:tcPr>
+            <w:tcW w:type="dxa" w:w="5102"/>
+          </w:tcPr>
+          <w:p>
+            <w:r/>
+            <w:r>
+              <w:rPr>
+                <w:sz w:val="18"/>
+              </w:rPr>
+              <w:t>열 경계를 끌어 넓힌다(표는 Windows 배율을 따른다)</w:t>
+            </w:r>
+          </w:p>
+        </w:tc>
+      </w:tr>
+    </w:tbl>
+    <w:p/>
+    <w:p>
+      <w:r>
+        <w:rPr>
+          <w:b w:val="0"/>
+          <w:i w:val="0"/>
+          <w:sz w:val="20"/>
+        </w:rPr>
+        <w:t>UI_SCALE 은 3초 안에 반영된다. LAYOUT_FONT_SCALE 은 창 크기를 바꾸거나 다시 띄우면 반영된다.</w:t>
+      </w:r>
+    </w:p>
+    <w:p>
+      <w:pPr>
+        <w:pStyle w:val="Heading2"/>
+      </w:pPr>
+      <w:r>
+        <w:t>8.4 그래도 어긋나면 - Windows 에게 맡기는 길</w:t>
+      </w:r>
+    </w:p>
+    <w:p>
+      <w:r>
+        <w:rPr>
+          <w:b w:val="0"/>
+          <w:i w:val="0"/>
+          <w:sz w:val="20"/>
+        </w:rPr>
+        <w:t>설치 폴더의 "화면배율_방식.bat" 을 실행해 2 나 3 을 고르면, Windows 가 창을 통째로 늘려 준다. 모든 것이 같은 비율로 커지므로 어긋날 일이 없다. 대신 2 는 조금 흐릿하고, 화면이 1280x720 짜리처럼 좁게 쓰인다. 1 로 되돌리면 원래대로다. (Windows 의 "높은 DPI 설정 변경" 과 같은 일을 한다.)</w:t>
+      </w:r>
+    </w:p>
+    <w:p>
+      <w:r>
+        <w:rPr>
+          <w:b w:val="0"/>
+          <w:i w:val="0"/>
+          <w:sz w:val="20"/>
+        </w:rPr>
+        <w:t>Windows 배율을 200% 로 낮추는 것이 가장 깔끔하다 - 1920x1080 과 똑같은 배치가 두 배로 또렷하게 나온다.</w:t>
+      </w:r>
+    </w:p>
+    <w:p>
+      <w:pPr>
+        <w:pStyle w:val="Heading2"/>
+      </w:pPr>
+      <w:r>
+        <w:t>8.5 확인한 것과 못 한 것</w:t>
+      </w:r>
+    </w:p>
+    <w:tbl>
+      <w:tblPr>
+        <w:tblStyle w:val="TableGrid"/>
+        <w:tblW w:type="auto" w:w="0"/>
+        <w:jc w:val="center"/>
+        <w:tblLook w:firstColumn="1" w:firstRow="1" w:lastColumn="0" w:lastRow="0" w:noHBand="0" w:noVBand="1" w:val="04A0"/>
+      </w:tblPr>
+      <w:tblGrid>
+        <w:gridCol w:w="4986"/>
+        <w:gridCol w:w="4986"/>
+      </w:tblGrid>
+      <w:tr>
+        <w:tc>
+          <w:tcPr>
+            <w:tcW w:type="dxa" w:w="1417"/>
+            <w:shd w:val="clear" w:color="auto" w:fill="1E2761"/>
+          </w:tcPr>
+          <w:p>
+            <w:pPr>
+              <w:jc w:val="center"/>
+            </w:pPr>
+            <w:r/>
+            <w:r>
+              <w:rPr>
+                <w:b/>
+                <w:color w:val="FFFFFF"/>
+                <w:sz w:val="18"/>
+              </w:rPr>
+              <w:t>구분</w:t>
+            </w:r>
+          </w:p>
+        </w:tc>
+        <w:tc>
+          <w:tcPr>
+            <w:tcW w:type="dxa" w:w="7654"/>
+            <w:shd w:val="clear" w:color="auto" w:fill="1E2761"/>
+          </w:tcPr>
+          <w:p>
+            <w:pPr>
+              <w:jc w:val="center"/>
+            </w:pPr>
+            <w:r/>
+            <w:r>
+              <w:rPr>
+                <w:b/>
+                <w:color w:val="FFFFFF"/>
+                <w:sz w:val="18"/>
+              </w:rPr>
+              <w:t>내용</w:t>
+            </w:r>
+          </w:p>
+        </w:tc>
+      </w:tr>
+      <w:tr>
+        <w:tc>
+          <w:tcPr>
+            <w:tcW w:type="dxa" w:w="1417"/>
+          </w:tcPr>
+          <w:p>
+            <w:r/>
+            <w:r>
+              <w:rPr>
+                <w:sz w:val="18"/>
+              </w:rPr>
+              <w:t>확인</w:t>
+            </w:r>
+          </w:p>
+        </w:tc>
+        <w:tc>
+          <w:tcPr>
+            <w:tcW w:type="dxa" w:w="7654"/>
+          </w:tcPr>
+          <w:p>
+            <w:r/>
+            <w:r>
+              <w:rPr>
+                <w:sz w:val="18"/>
+              </w:rPr>
+              <w:t>1920x1080(Windows 배율 100%)에서 자동(0)이 종전과 똑같이 나온다.</w:t>
+            </w:r>
+          </w:p>
+        </w:tc>
+      </w:tr>
+      <w:tr>
+        <w:tc>
+          <w:tcPr>
+            <w:tcW w:type="dxa" w:w="1417"/>
+          </w:tcPr>
+          <w:p>
+            <w:r/>
+            <w:r>
+              <w:rPr>
+                <w:sz w:val="18"/>
+              </w:rPr>
+              <w:t>확인</w:t>
+            </w:r>
+          </w:p>
+        </w:tc>
+        <w:tc>
+          <w:tcPr>
+            <w:tcW w:type="dxa" w:w="7654"/>
+          </w:tcPr>
+          <w:p>
+            <w:r/>
+            <w:r>
+              <w:rPr>
+                <w:sz w:val="18"/>
+              </w:rPr>
+              <w:t>UI_SCALE 을 200 / 300 으로 올려도 신호등과 이름이 잘리지 않고, 범례가 그 배율로 커진다.</w:t>
+            </w:r>
+          </w:p>
+        </w:tc>
+      </w:tr>
+      <w:tr>
+        <w:tc>
+          <w:tcPr>
+            <w:tcW w:type="dxa" w:w="1417"/>
+          </w:tcPr>
+          <w:p>
+            <w:r/>
+            <w:r>
+              <w:rPr>
+                <w:sz w:val="18"/>
+              </w:rPr>
+              <w:t>확인</w:t>
+            </w:r>
+          </w:p>
+        </w:tc>
+        <w:tc>
+          <w:tcPr>
+            <w:tcW w:type="dxa" w:w="7654"/>
+          </w:tcPr>
+          <w:p>
+            <w:r/>
+            <w:r>
+              <w:rPr>
+                <w:sz w:val="18"/>
+              </w:rPr>
+              <w:t>LAYOUT_FONT_SCALE = 170 에서 트랙·작업번호·랙 번호 글자가 커지고 칸을 넘지 않는다.</w:t>
+            </w:r>
+          </w:p>
+        </w:tc>
+      </w:tr>
+      <w:tr>
+        <w:tc>
+          <w:tcPr>
+            <w:tcW w:type="dxa" w:w="1417"/>
+          </w:tcPr>
+          <w:p>
+            <w:r/>
+            <w:r>
+              <w:rPr>
+                <w:sz w:val="18"/>
+              </w:rPr>
+              <w:t>확인</w:t>
+            </w:r>
+          </w:p>
+        </w:tc>
+        <w:tc>
+          <w:tcPr>
+            <w:tcW w:type="dxa" w:w="7654"/>
+          </w:tcPr>
+          <w:p>
+            <w:r/>
+            <w:r>
+              <w:rPr>
+                <w:sz w:val="18"/>
+              </w:rPr>
+              <w:t>끌어 놓았던 왼쪽 칸의 크기가 새 키로 옮겨져 그대로 뜬다.</w:t>
+            </w:r>
+          </w:p>
+        </w:tc>
+      </w:tr>
+      <w:tr>
+        <w:tc>
+          <w:tcPr>
+            <w:tcW w:type="dxa" w:w="1417"/>
+          </w:tcPr>
+          <w:p>
+            <w:r/>
+            <w:r>
+              <w:rPr>
+                <w:sz w:val="18"/>
+              </w:rPr>
+              <w:t>못 함</w:t>
+            </w:r>
+          </w:p>
+        </w:tc>
+        <w:tc>
+          <w:tcPr>
+            <w:tcW w:type="dxa" w:w="7654"/>
+          </w:tcPr>
+          <w:p>
+            <w:r/>
+            <w:r>
+              <w:rPr>
+                <w:sz w:val="18"/>
+              </w:rPr>
+              <w:t>★실제 Windows 배율 300% 화면에서는 돌려 보지 못했다.★ 개발 PC 가 1920x1080@100% 라 배율을 바꿀 수 없었다. 현장에서 처음 띄울 때 8.3 의 표대로 두 값을 맞춰 달라.</w:t>
+            </w:r>
+          </w:p>
+        </w:tc>
+      </w:tr>
+      <w:tr>
+        <w:tc>
+          <w:tcPr>
+            <w:tcW w:type="dxa" w:w="1417"/>
+          </w:tcPr>
+          <w:p>
+            <w:r/>
+            <w:r>
+              <w:rPr>
+                <w:sz w:val="18"/>
+              </w:rPr>
+              <w:t>손대지 않음</w:t>
+            </w:r>
+          </w:p>
+        </w:tc>
+        <w:tc>
+          <w:tcPr>
+            <w:tcW w:type="dxa" w:w="7654"/>
+          </w:tcPr>
+          <w:p>
+            <w:r/>
+            <w:r>
+              <w:rPr>
+                <w:sz w:val="18"/>
+              </w:rPr>
+              <w:t>로그 화면 등 스프레드 표의 글꼴(15px 고정). 증상 설명에 없었고 300% 에서 확인할 수 없어 그대로 두었다.</w:t>
+            </w:r>
+          </w:p>
+        </w:tc>
+      </w:tr>
+    </w:tbl>
+    <w:p/>
+    <w:p>
+      <w:pPr>
+        <w:pStyle w:val="Heading1"/>
+      </w:pPr>
+      <w:r>
+        <w:t>9. 최종 적용 목록 (이 폴더 하나로)</w:t>
+      </w:r>
+    </w:p>
+    <w:p>
+      <w:r>
+        <w:rPr>
+          <w:b w:val="0"/>
+          <w:i w:val="0"/>
+          <w:sz w:val="20"/>
+        </w:rPr>
+        <w:t>적용_20260930 폴더 하나만 들고 가면 되도록 29일 것까지 모았다. 29일 폴더의 TASK / Client 는 이 폴더의 것으로 대체된다.</w:t>
+      </w:r>
+    </w:p>
+    <w:tbl>
+      <w:tblPr>
+        <w:tblStyle w:val="TableGrid"/>
+        <w:tblW w:type="auto" w:w="0"/>
+        <w:jc w:val="center"/>
+        <w:tblLook w:firstColumn="1" w:firstRow="1" w:lastColumn="0" w:lastRow="0" w:noHBand="0" w:noVBand="1" w:val="04A0"/>
+      </w:tblPr>
+      <w:tblGrid>
+        <w:gridCol w:w="3324"/>
+        <w:gridCol w:w="3324"/>
+        <w:gridCol w:w="3324"/>
+      </w:tblGrid>
+      <w:tr>
+        <w:tc>
+          <w:tcPr>
+            <w:tcW w:type="dxa" w:w="1701"/>
+            <w:shd w:val="clear" w:color="auto" w:fill="1E2761"/>
+          </w:tcPr>
+          <w:p>
+            <w:pPr>
+              <w:jc w:val="center"/>
+            </w:pPr>
+            <w:r/>
+            <w:r>
+              <w:rPr>
+                <w:b/>
+                <w:color w:val="FFFFFF"/>
+                <w:sz w:val="18"/>
+              </w:rPr>
+              <w:t>폴더</w:t>
+            </w:r>
+          </w:p>
+        </w:tc>
+        <w:tc>
+          <w:tcPr>
+            <w:tcW w:type="dxa" w:w="3402"/>
+            <w:shd w:val="clear" w:color="auto" w:fill="1E2761"/>
+          </w:tcPr>
+          <w:p>
+            <w:pPr>
+              <w:jc w:val="center"/>
+            </w:pPr>
+            <w:r/>
+            <w:r>
+              <w:rPr>
+                <w:b/>
+                <w:color w:val="FFFFFF"/>
+                <w:sz w:val="18"/>
+              </w:rPr>
+              <w:t>파일</w:t>
+            </w:r>
+          </w:p>
+        </w:tc>
+        <w:tc>
+          <w:tcPr>
+            <w:tcW w:type="dxa" w:w="3969"/>
+            <w:shd w:val="clear" w:color="auto" w:fill="1E2761"/>
+          </w:tcPr>
+          <w:p>
+            <w:pPr>
+              <w:jc w:val="center"/>
+            </w:pPr>
+            <w:r/>
+            <w:r>
+              <w:rPr>
+                <w:b/>
+                <w:color w:val="FFFFFF"/>
+                <w:sz w:val="18"/>
+              </w:rPr>
+              <w:t>할 일</w:t>
+            </w:r>
+          </w:p>
+        </w:tc>
+      </w:tr>
+      <w:tr>
+        <w:tc>
+          <w:tcPr>
+            <w:tcW w:type="dxa" w:w="1701"/>
+          </w:tcPr>
+          <w:p>
+            <w:r/>
+            <w:r>
+              <w:rPr>
+                <w:sz w:val="18"/>
+              </w:rPr>
+              <w:t>SQL</w:t>
+            </w:r>
+          </w:p>
+        </w:tc>
+        <w:tc>
+          <w:tcPr>
+            <w:tcW w:type="dxa" w:w="3402"/>
+          </w:tcPr>
+          <w:p>
+            <w:r/>
+            <w:r>
+              <w:rPr>
+                <w:sz w:val="18"/>
+              </w:rPr>
+              <w:t>260929_UPDOWN_01 / EQP_MST_01~03 / CV_DATA_04</w:t>
+            </w:r>
+          </w:p>
+        </w:tc>
+        <w:tc>
+          <w:tcPr>
+            <w:tcW w:type="dxa" w:w="3969"/>
+          </w:tcPr>
+          <w:p>
+            <w:r/>
+            <w:r>
+              <w:rPr>
+                <w:sz w:val="18"/>
+              </w:rPr>
+              <w:t>29일분. 현장은 02·03·04 를 이미 돌렸다. UPDOWN_01 은 내려받기 프로그램을 쓸 때 필요하다.</w:t>
+            </w:r>
+          </w:p>
+        </w:tc>
+      </w:tr>
+      <w:tr>
+        <w:tc>
+          <w:tcPr>
+            <w:tcW w:type="dxa" w:w="1701"/>
+          </w:tcPr>
+          <w:p>
+            <w:r/>
+            <w:r>
+              <w:rPr>
+                <w:sz w:val="18"/>
+              </w:rPr>
+              <w:t>SQL</w:t>
+            </w:r>
+          </w:p>
+        </w:tc>
+        <w:tc>
+          <w:tcPr>
+            <w:tcW w:type="dxa" w:w="3402"/>
+          </w:tcPr>
+          <w:p>
+            <w:r/>
+            <w:r>
+              <w:rPr>
+                <w:sz w:val="18"/>
+              </w:rPr>
+              <w:t>260930_DEST_POS_DEF_01</w:t>
+            </w:r>
+          </w:p>
+        </w:tc>
+        <w:tc>
+          <w:tcPr>
+            <w:tcW w:type="dxa" w:w="3969"/>
+          </w:tcPr>
+          <w:p>
+            <w:r/>
+            <w:r>
+              <w:rPr>
+                <w:sz w:val="18"/>
+              </w:rPr>
+              <w:t>30일분. 현장에 이미 돌렸다.</w:t>
+            </w:r>
+          </w:p>
+        </w:tc>
+      </w:tr>
+      <w:tr>
+        <w:tc>
+          <w:tcPr>
+            <w:tcW w:type="dxa" w:w="1701"/>
+          </w:tcPr>
+          <w:p>
+            <w:r/>
+            <w:r>
+              <w:rPr>
+                <w:sz w:val="18"/>
+              </w:rPr>
+              <w:t>SQL</w:t>
+            </w:r>
+          </w:p>
+        </w:tc>
+        <w:tc>
+          <w:tcPr>
+            <w:tcW w:type="dxa" w:w="3402"/>
+          </w:tcPr>
+          <w:p>
+            <w:r/>
+            <w:r>
+              <w:rPr>
+                <w:sz w:val="18"/>
+              </w:rPr>
+              <w:t>260930_COMMON_CODE_02</w:t>
+            </w:r>
+          </w:p>
+        </w:tc>
+        <w:tc>
+          <w:tcPr>
+            <w:tcW w:type="dxa" w:w="3969"/>
+          </w:tcPr>
+          <w:p>
+            <w:r/>
+            <w:r>
+              <w:rPr>
+                <w:sz w:val="18"/>
+              </w:rPr>
+              <w:t>로그 화면 콤보 코드. 아직이면 한 번 돌린다.</w:t>
+            </w:r>
+          </w:p>
+        </w:tc>
+      </w:tr>
+      <w:tr>
+        <w:tc>
+          <w:tcPr>
+            <w:tcW w:type="dxa" w:w="1701"/>
+          </w:tcPr>
+          <w:p>
+            <w:r/>
+            <w:r>
+              <w:rPr>
+                <w:sz w:val="18"/>
+              </w:rPr>
+              <w:t>TASK/EQP_TASK</w:t>
+            </w:r>
+          </w:p>
+        </w:tc>
+        <w:tc>
+          <w:tcPr>
+            <w:tcW w:type="dxa" w:w="3402"/>
+          </w:tcPr>
+          <w:p>
+            <w:r/>
+            <w:r>
+              <w:rPr>
+                <w:sz w:val="18"/>
+              </w:rPr>
+              <w:t>WCS_TASK_CV.exe</w:t>
+            </w:r>
+          </w:p>
+        </w:tc>
+        <w:tc>
+          <w:tcPr>
+            <w:tcW w:type="dxa" w:w="3969"/>
+          </w:tcPr>
+          <w:p>
+            <w:r/>
+            <w:r>
+              <w:rPr>
+                <w:sz w:val="18"/>
+              </w:rPr>
+              <w:t>교체. 출고대 래치 진단(OutLatch.log). 5절</w:t>
+            </w:r>
+          </w:p>
+        </w:tc>
+      </w:tr>
+      <w:tr>
+        <w:tc>
+          <w:tcPr>
+            <w:tcW w:type="dxa" w:w="1701"/>
+          </w:tcPr>
+          <w:p>
+            <w:r/>
+            <w:r>
+              <w:rPr>
+                <w:sz w:val="18"/>
+              </w:rPr>
+              <w:t>TASK/IO_TASK</w:t>
+            </w:r>
+          </w:p>
+        </w:tc>
+        <w:tc>
+          <w:tcPr>
+            <w:tcW w:type="dxa" w:w="3402"/>
+          </w:tcPr>
+          <w:p>
+            <w:r/>
+            <w:r>
+              <w:rPr>
+                <w:sz w:val="18"/>
+              </w:rPr>
+              <w:t>IO_TASK_SEMI_FINISH.exe</w:t>
+            </w:r>
+          </w:p>
+        </w:tc>
+        <w:tc>
+          <w:tcPr>
+            <w:tcW w:type="dxa" w:w="3969"/>
+          </w:tcPr>
+          <w:p>
+            <w:r/>
+            <w:r>
+              <w:rPr>
+                <w:sz w:val="18"/>
+              </w:rPr>
+              <w:t>교체. 출고대 도착 즉시 완료. 5절</w:t>
+            </w:r>
+          </w:p>
+        </w:tc>
+      </w:tr>
+      <w:tr>
+        <w:tc>
+          <w:tcPr>
+            <w:tcW w:type="dxa" w:w="1701"/>
+          </w:tcPr>
+          <w:p>
+            <w:r/>
+            <w:r>
+              <w:rPr>
+                <w:sz w:val="18"/>
+              </w:rPr>
+              <w:t>TASK/HOST_TASK</w:t>
+            </w:r>
+          </w:p>
+        </w:tc>
+        <w:tc>
+          <w:tcPr>
+            <w:tcW w:type="dxa" w:w="3402"/>
+          </w:tcPr>
+          <w:p>
+            <w:r/>
+            <w:r>
+              <w:rPr>
+                <w:sz w:val="18"/>
+              </w:rPr>
+              <w:t>TASK_LFC10_G1_ECSCOM.exe</w:t>
+            </w:r>
+          </w:p>
+        </w:tc>
+        <w:tc>
+          <w:tcPr>
+            <w:tcW w:type="dxa" w:w="3969"/>
+          </w:tcPr>
+          <w:p>
+            <w:r/>
+            <w:r>
+              <w:rPr>
+                <w:sz w:val="18"/>
+              </w:rPr>
+              <w:t>교체. 수신 접속 끊김 수정. 7절</w:t>
+            </w:r>
+          </w:p>
+        </w:tc>
+      </w:tr>
+      <w:tr>
+        <w:tc>
+          <w:tcPr>
+            <w:tcW w:type="dxa" w:w="1701"/>
+          </w:tcPr>
+          <w:p>
+            <w:r/>
+            <w:r>
+              <w:rPr>
+                <w:sz w:val="18"/>
+              </w:rPr>
+              <w:t>Client</w:t>
+            </w:r>
+          </w:p>
+        </w:tc>
+        <w:tc>
+          <w:tcPr>
+            <w:tcW w:type="dxa" w:w="3402"/>
+          </w:tcPr>
+          <w:p>
+            <w:r/>
+            <w:r>
+              <w:rPr>
+                <w:sz w:val="18"/>
+              </w:rPr>
+              <w:t>EcsMain.exe, DciLib.dll, EcsLib.dll, XmlLib.dll, Ecs.exe, EcsDefine.xml, 화면배율_방식.bat</w:t>
+            </w:r>
+          </w:p>
+        </w:tc>
+        <w:tc>
+          <w:tcPr>
+            <w:tcW w:type="dxa" w:w="3969"/>
+          </w:tcPr>
+          <w:p>
+            <w:r/>
+            <w:r>
+              <w:rPr>
+                <w:sz w:val="18"/>
+              </w:rPr>
+              <w:t>이미 깔린 곳은 이 파일만 덮어쓴다. ★DciLib.dll 을 꼭 같이★ 바꾼다(고정 글자 배율).</w:t>
+            </w:r>
+          </w:p>
+        </w:tc>
+      </w:tr>
+      <w:tr>
+        <w:tc>
+          <w:tcPr>
+            <w:tcW w:type="dxa" w:w="1701"/>
+          </w:tcPr>
+          <w:p>
+            <w:r/>
+            <w:r>
+              <w:rPr>
+                <w:sz w:val="18"/>
+              </w:rPr>
+              <w:t>Client</w:t>
+            </w:r>
+          </w:p>
+        </w:tc>
+        <w:tc>
+          <w:tcPr>
+            <w:tcW w:type="dxa" w:w="3402"/>
+          </w:tcPr>
+          <w:p>
+            <w:r/>
+            <w:r>
+              <w:rPr>
+                <w:sz w:val="18"/>
+              </w:rPr>
+              <w:t>추가할_설정_Ecs.ini.txt</w:t>
+            </w:r>
+          </w:p>
+        </w:tc>
+        <w:tc>
+          <w:tcPr>
+            <w:tcW w:type="dxa" w:w="3969"/>
+          </w:tcPr>
+          <w:p>
+            <w:r/>
+            <w:r>
+              <w:rPr>
+                <w:sz w:val="18"/>
+              </w:rPr>
+              <w:t>Ecs.ini 에 [DISPLAY] 를 붙인다(없어도 자동으로 돈다).</w:t>
+            </w:r>
+          </w:p>
+        </w:tc>
+      </w:tr>
+      <w:tr>
+        <w:tc>
+          <w:tcPr>
+            <w:tcW w:type="dxa" w:w="1701"/>
+          </w:tcPr>
+          <w:p>
+            <w:r/>
+            <w:r>
+              <w:rPr>
+                <w:sz w:val="18"/>
+              </w:rPr>
+              <w:t>Client_설치</w:t>
+            </w:r>
+          </w:p>
+        </w:tc>
+        <w:tc>
+          <w:tcPr>
+            <w:tcW w:type="dxa" w:w="3402"/>
+          </w:tcPr>
+          <w:p>
+            <w:r/>
+            <w:r>
+              <w:rPr>
+                <w:sz w:val="18"/>
+              </w:rPr>
+              <w:t>Setup.bat / Uninstall.bat</w:t>
+            </w:r>
+          </w:p>
+        </w:tc>
+        <w:tc>
+          <w:tcPr>
+            <w:tcW w:type="dxa" w:w="3969"/>
+          </w:tcPr>
+          <w:p>
+            <w:r/>
+            <w:r>
+              <w:rPr>
+                <w:sz w:val="18"/>
+              </w:rPr>
+              <w:t>새로 까는 PC. 옛 Client 를 돌린 적이 있으면 로그오프 후 설치(폰트 잠금).</w:t>
+            </w:r>
+          </w:p>
+        </w:tc>
+      </w:tr>
+    </w:tbl>
+    <w:p/>
+    <w:p>
+      <w:pPr>
+        <w:pStyle w:val="ListNumber"/>
+      </w:pPr>
+      <w:r>
+        <w:rPr>
+          <w:sz w:val="20"/>
+        </w:rPr>
+        <w:t>TASK 3종과 Client 를 모두 끈다. 현장 프로그램과 ini 를 백업한다.</w:t>
+      </w:r>
+    </w:p>
+    <w:p>
+      <w:pPr>
+        <w:pStyle w:val="ListNumber"/>
+      </w:pPr>
+      <w:r>
+        <w:rPr>
+          <w:sz w:val="20"/>
+        </w:rPr>
+        <w:t>아직 돌리지 않은 SQL 을 돌린다.</w:t>
+      </w:r>
+    </w:p>
+    <w:p>
+      <w:pPr>
+        <w:pStyle w:val="ListNumber"/>
+      </w:pPr>
+      <w:r>
+        <w:rPr>
+          <w:sz w:val="20"/>
+        </w:rPr>
+        <w:t>TASK 3종을 교체하고 각 "추가할_설정" 을 확인한다(모두 기본값이라 넣지 않아도 돈다).</w:t>
+      </w:r>
+    </w:p>
+    <w:p>
+      <w:pPr>
+        <w:pStyle w:val="ListNumber"/>
+      </w:pPr>
+      <w:r>
+        <w:rPr>
+          <w:sz w:val="20"/>
+        </w:rPr>
+        <w:t>Client 파일을 덮어쓴다(또는 Client_설치 로 다시 깐다).</w:t>
+      </w:r>
+    </w:p>
+    <w:p>
+      <w:pPr>
+        <w:pStyle w:val="ListNumber"/>
+      </w:pPr>
+      <w:r>
+        <w:rPr>
+          <w:sz w:val="20"/>
+        </w:rPr>
+        <w:t>EQP_TASK -&gt; IO_TASK -&gt; HOST_TASK -&gt; Client 순으로 띄운다.</w:t>
+      </w:r>
+    </w:p>
+    <w:p>
+      <w:pPr>
+        <w:pStyle w:val="ListNumber"/>
+      </w:pPr>
+      <w:r>
+        <w:rPr>
+          <w:sz w:val="20"/>
+        </w:rPr>
+        <w:t>출고 1건(5절), HOST 수신 접속 유지(7절), 4K 화면 배율(8절)을 확인한다.</w:t>
+      </w:r>
+    </w:p>
     <w:sectPr>
       <w:pgSz w:w="12240" w:h="15840"/>
       <w:pgMar w:top="1134" w:right="1134" w:bottom="1134" w:left="1134" w:header="720" w:footer="720" w:gutter="0"/>
